--- a/entregas/Controlador_BLDC_PepPuig_JordiGodas.docx
+++ b/entregas/Controlador_BLDC_PepPuig_JordiGodas.docx
@@ -50,11 +50,7 @@
           </w:pPr>
           <w:r>
             <w:fldChar w:fldCharType="begin"/>
-          </w:r>
-          <w:r>
             <w:instrText xml:space="preserve"> TOC \o "1-3" \h \z \u </w:instrText>
-          </w:r>
-          <w:r>
             <w:fldChar w:fldCharType="separate"/>
           </w:r>
           <w:hyperlink w:anchor="_Toc241593658" w:history="1">
@@ -71,46 +67,10 @@
                 <w:webHidden/>
               </w:rPr>
               <w:tab/>
-            </w:r>
-            <w:r>
-              <w:rPr>
-                <w:noProof/>
-                <w:webHidden/>
-              </w:rPr>
               <w:fldChar w:fldCharType="begin"/>
-            </w:r>
-            <w:r>
-              <w:rPr>
-                <w:noProof/>
-                <w:webHidden/>
-              </w:rPr>
               <w:instrText xml:space="preserve"> PAGEREF _Toc241593658 \h </w:instrText>
-            </w:r>
-            <w:r>
-              <w:rPr>
-                <w:noProof/>
-                <w:webHidden/>
-              </w:rPr>
-            </w:r>
-            <w:r>
-              <w:rPr>
-                <w:noProof/>
-                <w:webHidden/>
-              </w:rPr>
               <w:fldChar w:fldCharType="separate"/>
-            </w:r>
-            <w:r>
-              <w:rPr>
-                <w:noProof/>
-                <w:webHidden/>
-              </w:rPr>
               <w:t>1</w:t>
-            </w:r>
-            <w:r>
-              <w:rPr>
-                <w:noProof/>
-                <w:webHidden/>
-              </w:rPr>
               <w:fldChar w:fldCharType="end"/>
             </w:r>
           </w:hyperlink>
@@ -143,46 +103,10 @@
                 <w:webHidden/>
               </w:rPr>
               <w:tab/>
-            </w:r>
-            <w:r>
-              <w:rPr>
-                <w:noProof/>
-                <w:webHidden/>
-              </w:rPr>
               <w:fldChar w:fldCharType="begin"/>
-            </w:r>
-            <w:r>
-              <w:rPr>
-                <w:noProof/>
-                <w:webHidden/>
-              </w:rPr>
               <w:instrText xml:space="preserve"> PAGEREF _Toc241593659 \h </w:instrText>
-            </w:r>
-            <w:r>
-              <w:rPr>
-                <w:noProof/>
-                <w:webHidden/>
-              </w:rPr>
-            </w:r>
-            <w:r>
-              <w:rPr>
-                <w:noProof/>
-                <w:webHidden/>
-              </w:rPr>
               <w:fldChar w:fldCharType="separate"/>
-            </w:r>
-            <w:r>
-              <w:rPr>
-                <w:noProof/>
-                <w:webHidden/>
-              </w:rPr>
               <w:t>4</w:t>
-            </w:r>
-            <w:r>
-              <w:rPr>
-                <w:noProof/>
-                <w:webHidden/>
-              </w:rPr>
               <w:fldChar w:fldCharType="end"/>
             </w:r>
           </w:hyperlink>
@@ -215,46 +139,10 @@
                 <w:webHidden/>
               </w:rPr>
               <w:tab/>
-            </w:r>
-            <w:r>
-              <w:rPr>
-                <w:noProof/>
-                <w:webHidden/>
-              </w:rPr>
               <w:fldChar w:fldCharType="begin"/>
-            </w:r>
-            <w:r>
-              <w:rPr>
-                <w:noProof/>
-                <w:webHidden/>
-              </w:rPr>
               <w:instrText xml:space="preserve"> PAGEREF _Toc241593660 \h </w:instrText>
-            </w:r>
-            <w:r>
-              <w:rPr>
-                <w:noProof/>
-                <w:webHidden/>
-              </w:rPr>
-            </w:r>
-            <w:r>
-              <w:rPr>
-                <w:noProof/>
-                <w:webHidden/>
-              </w:rPr>
               <w:fldChar w:fldCharType="separate"/>
-            </w:r>
-            <w:r>
-              <w:rPr>
-                <w:noProof/>
-                <w:webHidden/>
-              </w:rPr>
               <w:t>4</w:t>
-            </w:r>
-            <w:r>
-              <w:rPr>
-                <w:noProof/>
-                <w:webHidden/>
-              </w:rPr>
               <w:fldChar w:fldCharType="end"/>
             </w:r>
           </w:hyperlink>
@@ -287,46 +175,10 @@
                 <w:webHidden/>
               </w:rPr>
               <w:tab/>
-            </w:r>
-            <w:r>
-              <w:rPr>
-                <w:noProof/>
-                <w:webHidden/>
-              </w:rPr>
               <w:fldChar w:fldCharType="begin"/>
-            </w:r>
-            <w:r>
-              <w:rPr>
-                <w:noProof/>
-                <w:webHidden/>
-              </w:rPr>
               <w:instrText xml:space="preserve"> PAGEREF _Toc241593661 \h </w:instrText>
-            </w:r>
-            <w:r>
-              <w:rPr>
-                <w:noProof/>
-                <w:webHidden/>
-              </w:rPr>
-            </w:r>
-            <w:r>
-              <w:rPr>
-                <w:noProof/>
-                <w:webHidden/>
-              </w:rPr>
               <w:fldChar w:fldCharType="separate"/>
-            </w:r>
-            <w:r>
-              <w:rPr>
-                <w:noProof/>
-                <w:webHidden/>
-              </w:rPr>
               <w:t>6</w:t>
-            </w:r>
-            <w:r>
-              <w:rPr>
-                <w:noProof/>
-                <w:webHidden/>
-              </w:rPr>
               <w:fldChar w:fldCharType="end"/>
             </w:r>
           </w:hyperlink>
@@ -359,118 +211,10 @@
                 <w:webHidden/>
               </w:rPr>
               <w:tab/>
-            </w:r>
-            <w:r>
-              <w:rPr>
-                <w:noProof/>
-                <w:webHidden/>
-              </w:rPr>
               <w:fldChar w:fldCharType="begin"/>
-            </w:r>
-            <w:r>
-              <w:rPr>
-                <w:noProof/>
-                <w:webHidden/>
-              </w:rPr>
               <w:instrText xml:space="preserve"> PAGEREF _Toc241593662 \h </w:instrText>
-            </w:r>
-            <w:r>
-              <w:rPr>
-                <w:noProof/>
-                <w:webHidden/>
-              </w:rPr>
-            </w:r>
-            <w:r>
-              <w:rPr>
-                <w:noProof/>
-                <w:webHidden/>
-              </w:rPr>
               <w:fldChar w:fldCharType="separate"/>
-            </w:r>
-            <w:r>
-              <w:rPr>
-                <w:noProof/>
-                <w:webHidden/>
-              </w:rPr>
               <w:t>11</w:t>
-            </w:r>
-            <w:r>
-              <w:rPr>
-                <w:noProof/>
-                <w:webHidden/>
-              </w:rPr>
-              <w:fldChar w:fldCharType="end"/>
-            </w:r>
-          </w:hyperlink>
-        </w:p>
-        <w:p>
-          <w:pPr>
-            <w:pStyle w:val="IDC1"/>
-            <w:tabs>
-              <w:tab w:val="right" w:leader="dot" w:pos="8494"/>
-            </w:tabs>
-            <w:rPr>
-              <w:rFonts w:asciiTheme="minorHAnsi" w:eastAsiaTheme="minorEastAsia" w:hAnsiTheme="minorHAnsi" w:cstheme="minorBidi"/>
-              <w:noProof/>
-              <w:kern w:val="2"/>
-              <w:lang w:eastAsia="ca-ES"/>
-              <w14:ligatures w14:val="standardContextual"/>
-            </w:rPr>
-          </w:pPr>
-          <w:hyperlink w:anchor="_Toc241593663" w:history="1">
-            <w:r>
-              <w:rPr>
-                <w:rStyle w:val="Enlla"/>
-                <w:noProof/>
-              </w:rPr>
-              <w:t>3. Conclusions</w:t>
-            </w:r>
-            <w:r>
-              <w:rPr>
-                <w:noProof/>
-                <w:webHidden/>
-              </w:rPr>
-              <w:tab/>
-            </w:r>
-            <w:r>
-              <w:rPr>
-                <w:noProof/>
-                <w:webHidden/>
-              </w:rPr>
-              <w:fldChar w:fldCharType="begin"/>
-            </w:r>
-            <w:r>
-              <w:rPr>
-                <w:noProof/>
-                <w:webHidden/>
-              </w:rPr>
-              <w:instrText xml:space="preserve"> PAGEREF _Toc241593663 \h </w:instrText>
-            </w:r>
-            <w:r>
-              <w:rPr>
-                <w:noProof/>
-                <w:webHidden/>
-              </w:rPr>
-            </w:r>
-            <w:r>
-              <w:rPr>
-                <w:noProof/>
-                <w:webHidden/>
-              </w:rPr>
-              <w:fldChar w:fldCharType="separate"/>
-            </w:r>
-            <w:r>
-              <w:rPr>
-                <w:noProof/>
-                <w:webHidden/>
-              </w:rPr>
-              <w:t>12</w:t>
-            </w:r>
-            <w:r>
-              <w:rPr>
-                <w:noProof/>
-                <w:webHidden/>
-              </w:rPr>
               <w:fldChar w:fldCharType="end"/>
             </w:r>
           </w:hyperlink>
@@ -495,7 +239,7 @@
                 <w:rStyle w:val="Enlla"/>
                 <w:noProof/>
               </w:rPr>
-              <w:t>4. Bibliografia</w:t>
+              <w:t>3. Bibliografia</w:t>
             </w:r>
             <w:r>
               <w:rPr>
@@ -503,46 +247,10 @@
                 <w:webHidden/>
               </w:rPr>
               <w:tab/>
-            </w:r>
-            <w:r>
-              <w:rPr>
-                <w:noProof/>
-                <w:webHidden/>
-              </w:rPr>
               <w:fldChar w:fldCharType="begin"/>
-            </w:r>
-            <w:r>
-              <w:rPr>
-                <w:noProof/>
-                <w:webHidden/>
-              </w:rPr>
               <w:instrText xml:space="preserve"> PAGEREF _Toc241593664 \h </w:instrText>
-            </w:r>
-            <w:r>
-              <w:rPr>
-                <w:noProof/>
-                <w:webHidden/>
-              </w:rPr>
-            </w:r>
-            <w:r>
-              <w:rPr>
-                <w:noProof/>
-                <w:webHidden/>
-              </w:rPr>
               <w:fldChar w:fldCharType="separate"/>
-            </w:r>
-            <w:r>
-              <w:rPr>
-                <w:noProof/>
-                <w:webHidden/>
-              </w:rPr>
               <w:t>12</w:t>
-            </w:r>
-            <w:r>
-              <w:rPr>
-                <w:noProof/>
-                <w:webHidden/>
-              </w:rPr>
               <w:fldChar w:fldCharType="end"/>
             </w:r>
           </w:hyperlink>
@@ -578,15 +286,7 @@
         <w:jc w:val="both"/>
       </w:pPr>
       <w:r>
-        <w:t>A diferència dels motors DC tradicionals, on la commutació del corrent als bobinats del rotor es realitza mecànicament mitjançant escombretes, els motors BLDC (</w:t>
-      </w:r>
-      <w:proofErr w:type="spellStart"/>
-      <w:r>
-        <w:t>Brushless</w:t>
-      </w:r>
-      <w:proofErr w:type="spellEnd"/>
-      <w:r>
-        <w:t xml:space="preserve"> DC) estan formats per imants permanents al rotor, mentre que el bobinat es col·loca a l’estator distribuïts a 120º per un control trifàsic. Treure el component mecànic dels motors DC amb escombretes comporta una varietat d’avantatges:</w:t>
+        <w:t xml:space="preserve">A diferència dels motors DC tradicionals, on la commutació del corrent als bobinats del rotor es realitza mecànicament mitjançant escombretes, els motors BLDC (Brushless DC) estan formats per imants permanents al rotor, mentre que el bobinat es col·loca a l’estator distribuïts a 120º per un control trifàsic. Treure el component mecànic dels motors DC amb escombretes comporta una varietat d’avantatges:</w:t>
       </w:r>
     </w:p>
     <w:p>
@@ -641,41 +341,7 @@
         <w:jc w:val="both"/>
       </w:pPr>
       <w:r>
-        <w:t>Per a controlar el BLDC es necess</w:t>
-      </w:r>
-      <w:r>
-        <w:t>à</w:t>
-      </w:r>
-      <w:r>
-        <w:t>ri</w:t>
-      </w:r>
-      <w:r>
-        <w:t>a</w:t>
-      </w:r>
-      <w:r>
-        <w:t xml:space="preserve"> l</w:t>
-      </w:r>
-      <w:r>
-        <w:t>’</w:t>
-      </w:r>
-      <w:r>
-        <w:t>etapa de potència coneguda com</w:t>
-      </w:r>
-      <w:r>
-        <w:t xml:space="preserve"> </w:t>
-      </w:r>
-      <w:r>
-        <w:t xml:space="preserve">a inversor de 3 semi ponts, organitzat per 6 </w:t>
-      </w:r>
-      <w:proofErr w:type="spellStart"/>
-      <w:r>
-        <w:t>MOSFETs</w:t>
-      </w:r>
-      <w:proofErr w:type="spellEnd"/>
-      <w:r>
-        <w:t xml:space="preserve"> de potència en 3 branques diferents que permeten </w:t>
-      </w:r>
-      <w:r>
+        <w:t xml:space="preserve">Per a controlar el BLDC es necessària l’etapa de potència coneguda com a inversor de 3 semi ponts, organitzat per 6 MOSFETs de potència en 3 branques diferents que permeten </w:t>
         <w:lastRenderedPageBreak/>
         <w:t>subministrar el corrent demanat pel motor ràpidament. Aquest muntatge té una sèrie de punts a favor i encontra:</w:t>
       </w:r>
@@ -724,15 +390,7 @@
         <w:jc w:val="both"/>
       </w:pPr>
       <w:r>
-        <w:t xml:space="preserve">Facilita la circulació del corrent en els períodes en OFF a través dels díodes de recirculació dels </w:t>
-      </w:r>
-      <w:proofErr w:type="spellStart"/>
-      <w:r>
-        <w:t>MOSFETs</w:t>
-      </w:r>
-      <w:proofErr w:type="spellEnd"/>
-      <w:r>
-        <w:t>.</w:t>
+        <w:t xml:space="preserve">Facilita la circulació del corrent en els períodes en OFF a través dels díodes de recirculació dels MOSFETs.</w:t>
       </w:r>
     </w:p>
     <w:p>
@@ -769,31 +427,7 @@
         <w:jc w:val="both"/>
       </w:pPr>
       <w:r>
-        <w:t>Si per error de programació o retard de commutació dos dels transistor en un mateix semi pont s’activen a la vegada, es produeix un curtcircuit (</w:t>
-      </w:r>
-      <w:proofErr w:type="spellStart"/>
-      <w:r>
-        <w:t>Shoot</w:t>
-      </w:r>
-      <w:proofErr w:type="spellEnd"/>
-      <w:r>
-        <w:t>–</w:t>
-      </w:r>
-      <w:proofErr w:type="spellStart"/>
-      <w:r>
-        <w:t>through</w:t>
-      </w:r>
-      <w:proofErr w:type="spellEnd"/>
-      <w:r>
-        <w:t xml:space="preserve">) entre VCC i GND que pot destruir els </w:t>
-      </w:r>
-      <w:proofErr w:type="spellStart"/>
-      <w:r>
-        <w:t>MOSFETs</w:t>
-      </w:r>
-      <w:proofErr w:type="spellEnd"/>
-      <w:r>
-        <w:t xml:space="preserve">. És important implementar un temps mort en la senyal de control per evitar que això pugui succeir. </w:t>
+        <w:t xml:space="preserve">Si per error de programació o retard de commutació dos dels transistor en un mateix semi pont s’activen a la vegada, es produeix un curtcircuit (Shoot–through) entre VCC i GND que pot destruir els MOSFETs. És important implementar un temps mort en la senyal de control per evitar que això pugui succeir. </w:t>
       </w:r>
     </w:p>
     <w:p>
@@ -807,15 +441,7 @@
         <w:jc w:val="both"/>
       </w:pPr>
       <w:r>
-        <w:t>Els transistors superiors (</w:t>
-      </w:r>
-      <w:proofErr w:type="spellStart"/>
-      <w:r>
-        <w:t>High-side</w:t>
-      </w:r>
-      <w:proofErr w:type="spellEnd"/>
-      <w:r>
-        <w:t>) necessiten una tensió de porta més alta que la de la alimentació (VCC) per commutar, el que ens obliga a implementar un circuit de bootstrap, incrementant la complexitat del circuit.</w:t>
+        <w:t>Els transistors superiors (High-side) necessiten una tensió de porta més alta que la de la alimentació (VCC) per commutar, el que ens obliga a implementar un circuit de bootstrap, incrementant la complexitat del circuit.</w:t>
       </w:r>
     </w:p>
     <w:p>
@@ -837,21 +463,7 @@
         <w:jc w:val="both"/>
       </w:pPr>
       <w:r>
-        <w:t xml:space="preserve">Com ja hem mencionat en </w:t>
-      </w:r>
-      <w:r>
-        <w:t>els</w:t>
-      </w:r>
-      <w:r>
-        <w:t xml:space="preserve"> avantatges, podem excitar el circuit de 6 </w:t>
-      </w:r>
-      <w:proofErr w:type="spellStart"/>
-      <w:r>
-        <w:t>semiponts</w:t>
-      </w:r>
-      <w:proofErr w:type="spellEnd"/>
-      <w:r>
-        <w:t xml:space="preserve"> de diferents formes, sempre augmentant la complexitat per aconseguir un millor resultat.</w:t>
+        <w:t xml:space="preserve">Com ja hem mencionat en els avantatges, podem excitar el circuit de 6 semiponts de diferents formes, sempre augmentant la complexitat per aconseguir un millor resultat.</w:t>
       </w:r>
     </w:p>
     <w:p>
@@ -884,8 +496,6 @@
       </w:pPr>
       <w:r>
         <w:t xml:space="preserve">A diferencia de l’anterior, en comptes d’injectar corrent continu per blocs, els tres semi ponts commuten mitjançant un PWM per simular 3 sinusoidals desfasades 120º. Aquest </w:t>
-      </w:r>
-      <w:r>
         <w:lastRenderedPageBreak/>
         <w:t>mètode permet un moviment molt més suaus, eliminant les vibracions entre passos del mètode anterior. A canvi, la complexitat dels càlculs dificulta el seguiment de l’ona.</w:t>
       </w:r>
@@ -894,21 +504,8 @@
       <w:pPr>
         <w:jc w:val="both"/>
       </w:pPr>
-      <w:proofErr w:type="spellStart"/>
-      <w:r>
-        <w:t>Field</w:t>
-      </w:r>
-      <w:proofErr w:type="spellEnd"/>
-      <w:r>
-        <w:t xml:space="preserve"> </w:t>
-      </w:r>
-      <w:proofErr w:type="spellStart"/>
-      <w:r>
-        <w:t>Oriented</w:t>
-      </w:r>
-      <w:proofErr w:type="spellEnd"/>
-      <w:r>
-        <w:t xml:space="preserve"> Control (FOC):</w:t>
+      <w:r>
+        <w:t xml:space="preserve">Field Oriented Control (FOC):</w:t>
       </w:r>
     </w:p>
     <w:p>
@@ -1009,18 +606,7 @@
         </m:sSub>
       </m:oMath>
       <w:r>
-        <w:t xml:space="preserve"> s</w:t>
-      </w:r>
-      <w:r>
-        <w:t xml:space="preserve">igui 0, i </w:t>
-      </w:r>
-      <w:proofErr w:type="spellStart"/>
-      <w:r>
-        <w:t>Iq</w:t>
-      </w:r>
-      <w:proofErr w:type="spellEnd"/>
-      <w:r>
-        <w:t xml:space="preserve"> depengui de la velocitat que li volem donar. D’aquesta manera sempre s’aplica l’angle d’eficiència màxima fins i tot a baixes velocitats.</w:t>
+        <w:t xml:space="preserve"> sigui 0, i Iq depengui de la velocitat que li volem donar. D’aquesta manera sempre s’aplica l’angle d’eficiència màxima fins i tot a baixes velocitats.</w:t>
       </w:r>
     </w:p>
     <w:p>
@@ -1028,15 +614,7 @@
         <w:jc w:val="both"/>
       </w:pPr>
       <w:r>
-        <w:t xml:space="preserve">Degut a que disposem d’un motor sense sensor, es </w:t>
-      </w:r>
-      <w:proofErr w:type="spellStart"/>
-      <w:r>
-        <w:t>necessàri</w:t>
-      </w:r>
-      <w:proofErr w:type="spellEnd"/>
-      <w:r>
-        <w:t xml:space="preserve"> detectar la força contra electromotriu per deduir la posició del rotor. Per fer-ho podem usar diferents tècniques:</w:t>
+        <w:t xml:space="preserve">Degut a que disposem d’un motor sense sensor, es necessàri detectar la força contra electromotriu per deduir la posició del rotor. Per fer-ho podem usar diferents tècniques:</w:t>
       </w:r>
     </w:p>
     <w:p>
@@ -1049,13 +627,7 @@
         <w:jc w:val="both"/>
       </w:pPr>
       <w:r>
-        <w:t>Detecció de creuament per zero. Si usem la topologia trapezoidal, s’usa la fase que queda flotant per trobar el punt on BEMF passa a 0, en aquest punt és on hem de realitzar el canvi de fase. Per fer això possible</w:t>
-      </w:r>
-      <w:r>
-        <w:t>,</w:t>
-      </w:r>
-      <w:r>
-        <w:t xml:space="preserve"> és necessari crear un node neutre virtual  ja que el punt neutre real és inaccessible dintre del motor. Si no es  dimensiona correctament el filtre passa-baix,  el motor pot no arrencar.</w:t>
+        <w:t xml:space="preserve">Detecció de creuament per zero. Si usem la topologia trapezoidal, s’usa la fase que queda flotant per trobar el punt on BEMF passa a 0, en aquest punt és on hem de realitzar el canvi de fase. Per fer això possible, és necessari crear un node neutre virtual  ja que el punt neutre real és inaccessible dintre del motor. Si no es  dimensiona correctament el filtre passa-baix,  el motor pot no arrencar.</w:t>
       </w:r>
     </w:p>
     <w:p>
@@ -1130,13 +702,7 @@
       </w:pPr>
       <w:r>
         <w:lastRenderedPageBreak/>
-        <w:t xml:space="preserve">Analitzar el comportament del driver de potència </w:t>
-      </w:r>
-      <w:r>
-        <w:t>IR2301SPBF</w:t>
-      </w:r>
-      <w:r>
-        <w:t>, dels transistors MOSFET en configuració trifàsica, i el dimensionament del condensador de bootstrap.</w:t>
+        <w:t xml:space="preserve">Analitzar el comportament del driver de potència IR2301SPBF, dels transistors MOSFET en configuració trifàsica, i el dimensionament del condensador de bootstrap.</w:t>
       </w:r>
     </w:p>
     <w:p>
@@ -1182,13 +748,8 @@
         </w:numPr>
         <w:jc w:val="both"/>
       </w:pPr>
-      <w:proofErr w:type="spellStart"/>
-      <w:r>
-        <w:t>Layout</w:t>
-      </w:r>
-      <w:proofErr w:type="spellEnd"/>
-      <w:r>
-        <w:t xml:space="preserve"> de 4 capes separant les diferents parts de potència i lògica, assegurant el correcte funcionament quan s’imprimeixi.</w:t>
+      <w:r>
+        <w:t xml:space="preserve">Layout de 4 capes separant les diferents parts de potència i lògica, assegurant el correcte funcionament quan s’imprimeixi.</w:t>
       </w:r>
     </w:p>
     <w:p>
@@ -1324,15 +885,7 @@
         <w:jc w:val="both"/>
       </w:pPr>
       <w:r>
-        <w:t>El model funcional del motor és divideix en quatre segments, sent la primera d’elles el domini elèctric. En aquesta secció es modela la connexió en estrella de les tres fases (</w:t>
-      </w:r>
-      <w:proofErr w:type="spellStart"/>
-      <w:r>
-        <w:t>FASE_x</w:t>
-      </w:r>
-      <w:proofErr w:type="spellEnd"/>
-      <w:r>
-        <w:t>) convergint en el node neutre, on cada branca inclou la inductància del bobinat (Lm), les pèrdues resistives associades (</w:t>
+        <w:t>El model funcional del motor és divideix en quatre segments, sent la primera d’elles el domini elèctric. En aquesta secció es modela la connexió en estrella de les tres fases (FASE_x) convergint en el node neutre, on cada branca inclou la inductància del bobinat (Lm), les pèrdues resistives associades (</w:t>
       </w:r>
       <m:oMath>
         <m:sSub>
@@ -1363,8 +916,6 @@
       </m:oMath>
       <w:r>
         <w:t xml:space="preserve">) i la força de tensió contraelectromotriu </w:t>
-      </w:r>
-      <w:r>
         <w:lastRenderedPageBreak/>
         <w:t>(</w:t>
       </w:r>
@@ -1411,36 +962,7 @@
         </m:sSub>
       </m:oMath>
       <w:r>
-        <w:t>) representada com una font de tensió controlada en sèrie. Les 3 fases (</w:t>
-      </w:r>
-      <w:r>
-        <w:t>A</w:t>
-      </w:r>
-      <w:r>
-        <w:t xml:space="preserve">, </w:t>
-      </w:r>
-      <w:r>
-        <w:t>B</w:t>
-      </w:r>
-      <w:r>
-        <w:t xml:space="preserve"> i </w:t>
-      </w:r>
-      <w:r>
-        <w:t>C</w:t>
-      </w:r>
-      <w:r>
-        <w:t xml:space="preserve">) provindran dels </w:t>
-      </w:r>
-      <w:proofErr w:type="spellStart"/>
-      <w:r>
-        <w:t>drivers</w:t>
-      </w:r>
-      <w:proofErr w:type="spellEnd"/>
-      <w:r>
-        <w:t xml:space="preserve"> (fora del model del motor) i la definició de les forces electromotrius, del subcircuit BEMF. Aquesta secció ens serveix per trobar el corrent de cada fase i així poder calcular la potència </w:t>
-      </w:r>
-      <w:r>
-        <w:t>elèctrica que es transfereix a la part mecànica.</w:t>
+        <w:t xml:space="preserve">) representada com una font de tensió controlada en sèrie. Les 3 fases (A, B i C) provindran dels drivers (fora del model del motor) i la definició de les forces electromotrius, del subcircuit BEMF. Aquesta secció ens serveix per trobar el corrent de cada fase i així poder calcular la potència elèctrica que es transfereix a la part mecànica.</w:t>
       </w:r>
     </w:p>
     <w:p>
@@ -1448,34 +970,7 @@
         <w:jc w:val="both"/>
       </w:pPr>
       <w:r>
-        <w:t>El</w:t>
-      </w:r>
-      <w:r>
-        <w:t xml:space="preserve"> següent apartat és la conversió de domini elèctric a mecànic, on és calcula en cada instant la potència elèctrica </w:t>
-      </w:r>
-      <w:r>
-        <w:t>instantània</w:t>
-      </w:r>
-      <w:r>
-        <w:t>. Per calcular-la sumem el resultat de la potència individual de les tres fases, la qual és igual a la força BEMF de cada fase referència al neutral multiplicada per la corrent corresponent. A partir de la igualtat entre la potència elèctrica i mecànica</w:t>
-      </w:r>
-      <w:r>
-        <w:t xml:space="preserve"> i</w:t>
-      </w:r>
-      <w:r>
-        <w:t xml:space="preserve"> utilitzant la freqüència angular</w:t>
-      </w:r>
-      <w:r>
-        <w:t>,</w:t>
-      </w:r>
-      <w:r>
-        <w:t xml:space="preserve"> podem obtenir </w:t>
-      </w:r>
-      <w:r>
-        <w:t>la</w:t>
-      </w:r>
-      <w:r>
-        <w:t xml:space="preserve"> força o parell mecànic del motor (</w:t>
+        <w:t xml:space="preserve">El següent apartat és la conversió de domini elèctric a mecànic, on és calcula en cada instant la potència elèctrica instantània. Per calcular-la sumem el resultat de la potència individual de les tres fases, la qual és igual a la força BEMF de cada fase referència al neutral multiplicada per la corrent corresponent. A partir de la igualtat entre la potència elèctrica i mecànica i utilitzant la freqüència angular, podem obtenir la força o parell mecànic del motor (</w:t>
       </w:r>
       <m:oMath>
         <m:sSub>
@@ -2221,15 +1716,7 @@
         <w:jc w:val="both"/>
       </w:pPr>
       <w:r>
-        <w:t>Mitjançat blocs integradors multiplicador podem aïllar la velocitat angular a través de la força del motor que hem trobat a l’apartat anterior. Fent el factor de  conversió adequat podem passar rad/s a rpm per fer-nos una millor idea de la velocitat del motor. En aquest apartat també calculem l’angle total del gir del motor (</w:t>
-      </w:r>
-      <w:proofErr w:type="spellStart"/>
-      <w:r>
-        <w:t>theta_t</w:t>
-      </w:r>
-      <w:proofErr w:type="spellEnd"/>
-      <w:r>
-        <w:t>) i la posició angular en una revolució, és a dir, de 0 a 2</w:t>
+        <w:t>Mitjançat blocs integradors multiplicador podem aïllar la velocitat angular a través de la força del motor que hem trobat a l’apartat anterior. Fent el factor de  conversió adequat podem passar rad/s a rpm per fer-nos una millor idea de la velocitat del motor. En aquest apartat també calculem l’angle total del gir del motor (theta_t) i la posició angular en una revolució, és a dir, de 0 a 2</w:t>
       </w:r>
       <m:oMath>
         <m:r>
@@ -2857,23 +2344,7 @@
         <w:jc w:val="both"/>
       </w:pPr>
       <w:r>
-        <w:t>Per calcular els senyals de sensor hall (</w:t>
-      </w:r>
-      <w:proofErr w:type="spellStart"/>
-      <w:r>
-        <w:t>HALL_x</w:t>
-      </w:r>
-      <w:proofErr w:type="spellEnd"/>
-      <w:r>
-        <w:t xml:space="preserve">)s’avalua la diferència de tensió entre fases mitjançant funcions </w:t>
-      </w:r>
-      <w:proofErr w:type="spellStart"/>
-      <w:r>
-        <w:t>if</w:t>
-      </w:r>
-      <w:proofErr w:type="spellEnd"/>
-      <w:r>
-        <w:t>, donant 5V quan és positiva i 0 quan negativa.</w:t>
+        <w:t xml:space="preserve">Per calcular els senyals de sensor hall (HALL_x)s’avalua la diferència de tensió entre fases mitjançant funcions if, donant 5V quan és positiva i 0 quan negativa.</w:t>
       </w:r>
     </w:p>
     <w:p>
@@ -2898,63 +2369,7 @@
         <w:jc w:val="both"/>
       </w:pPr>
       <w:r>
-        <w:t xml:space="preserve">Per fer girar el motor l'alimentem amb tres fases desfasades 120º, generades per un inversor de tres semi ponts. L'esquemàtic complet de la simulació es pot veure a la Figura 2. El mòdul de generació de senyals crea les entrades dels </w:t>
-      </w:r>
-      <w:proofErr w:type="spellStart"/>
-      <w:r>
-        <w:t>drivers</w:t>
-      </w:r>
-      <w:proofErr w:type="spellEnd"/>
-      <w:r>
-        <w:t xml:space="preserve"> (</w:t>
-      </w:r>
-      <w:proofErr w:type="spellStart"/>
-      <w:r>
-        <w:t>HxI</w:t>
-      </w:r>
-      <w:proofErr w:type="spellEnd"/>
-      <w:r>
-        <w:t xml:space="preserve"> per al MOSFET alt i </w:t>
-      </w:r>
-      <w:proofErr w:type="spellStart"/>
-      <w:r>
-        <w:t>LxI</w:t>
-      </w:r>
-      <w:proofErr w:type="spellEnd"/>
-      <w:r>
-        <w:t xml:space="preserve"> per al baix de cada fase), on l'entrada alta es multiplica per un PWM de 20 kHz que ens permet regular la velocitat. Els </w:t>
-      </w:r>
-      <w:proofErr w:type="spellStart"/>
-      <w:r>
-        <w:t>drivers</w:t>
-      </w:r>
-      <w:proofErr w:type="spellEnd"/>
-      <w:r>
-        <w:t xml:space="preserve"> LTC4446, amb el seu circuit de bootstrap, exciten els </w:t>
-      </w:r>
-      <w:proofErr w:type="spellStart"/>
-      <w:r>
-        <w:t>MOSFETs</w:t>
-      </w:r>
-      <w:proofErr w:type="spellEnd"/>
-      <w:r>
-        <w:t xml:space="preserve"> IRFHM830D que alimenten el model del motor de l'apartat anterior. Fem servir els valors de l'exemple del curs: durada de fase de 1,2 </w:t>
-      </w:r>
-      <w:proofErr w:type="spellStart"/>
-      <w:r>
-        <w:t>ms</w:t>
-      </w:r>
-      <w:proofErr w:type="spellEnd"/>
-      <w:r>
-        <w:t xml:space="preserve">, duty de 0,6, VCC = 10 V i parell de càrrega de 10 </w:t>
-      </w:r>
-      <w:proofErr w:type="spellStart"/>
-      <w:r>
-        <w:t>mN·m</w:t>
-      </w:r>
-      <w:proofErr w:type="spellEnd"/>
-      <w:r>
-        <w:t>.</w:t>
+        <w:t xml:space="preserve">Per fer girar el motor l'alimentem amb tres fases desfasades 120º, generades per un inversor de tres semi ponts. L'esquemàtic complet de la simulació es pot veure a la Figura 2. El mòdul de generació de senyals crea les entrades dels drivers (HxI per al MOSFET alt i LxI per al baix de cada fase), on l'entrada alta es multiplica per un PWM de 20 kHz que ens permet regular la velocitat. Els drivers LTC4446, amb el seu circuit de bootstrap, exciten els MOSFETs IRFHM830D que alimenten el model del motor de l'apartat anterior. Fem servir els valors de l'exemple del curs: durada de fase de 1,2 ms, duty de 0,6, VCC = 10 V i parell de càrrega de 10 mN·m.</w:t>
       </w:r>
     </w:p>
     <w:p>
@@ -3011,10 +2426,7 @@
         <w:jc w:val="center"/>
       </w:pPr>
       <w:r>
-        <w:t xml:space="preserve">Figura 2- Esquemàtic </w:t>
-      </w:r>
-      <w:r>
-        <w:t>que afegim al model del motor per simular el llaç obert</w:t>
+        <w:t xml:space="preserve">Figura 2- Esquemàtic que afegim al model del motor per simular el llaç obert</w:t>
       </w:r>
     </w:p>
     <w:p>
@@ -3065,11 +2477,6 @@
             </a:graphic>
           </wp:inline>
         </w:drawing>
-      </w:r>
-      <w:r>
-        <w:rPr>
-          <w:noProof/>
-        </w:rPr>
         <w:drawing>
           <wp:inline distT="0" distB="0" distL="0" distR="0" wp14:anchorId="089AF2E3" wp14:editId="389028E2">
             <wp:extent cx="2341659" cy="1542696"/>
@@ -3116,43 +2523,7 @@
         <w:jc w:val="center"/>
       </w:pPr>
       <w:r>
-        <w:t>Figura 3</w:t>
-      </w:r>
-      <w:r>
-        <w:t>a</w:t>
-      </w:r>
-      <w:r>
-        <w:t xml:space="preserve"> i </w:t>
-      </w:r>
-      <w:r>
-        <w:t>3b</w:t>
-      </w:r>
-      <w:r>
-        <w:t>- Entrades (</w:t>
-      </w:r>
-      <w:proofErr w:type="spellStart"/>
-      <w:r>
-        <w:t>hxi</w:t>
-      </w:r>
-      <w:proofErr w:type="spellEnd"/>
-      <w:r>
-        <w:t xml:space="preserve"> i lxi) i sortides (</w:t>
-      </w:r>
-      <w:proofErr w:type="spellStart"/>
-      <w:r>
-        <w:t>fase_x</w:t>
-      </w:r>
-      <w:proofErr w:type="spellEnd"/>
-      <w:r>
-        <w:t xml:space="preserve">) dels </w:t>
-      </w:r>
-      <w:proofErr w:type="spellStart"/>
-      <w:r>
-        <w:t>drivers</w:t>
-      </w:r>
-      <w:proofErr w:type="spellEnd"/>
-      <w:r>
-        <w:t xml:space="preserve"> per les 3 fases – Zoom de les entrades i sortides del driver de la fase A</w:t>
+        <w:t xml:space="preserve">Figura 3a i 3b- Entrades (hxi i lxi) i sortides (fase_x) dels drivers per les 3 fases – Zoom de les entrades i sortides del driver de la fase A</w:t>
       </w:r>
     </w:p>
     <w:p>
@@ -3160,25 +2531,7 @@
         <w:jc w:val="both"/>
       </w:pPr>
       <w:r>
-        <w:t>A les Figures 3</w:t>
-      </w:r>
-      <w:r>
-        <w:t xml:space="preserve">a </w:t>
-      </w:r>
-      <w:r>
-        <w:t xml:space="preserve">i </w:t>
-      </w:r>
-      <w:r>
-        <w:t>3b</w:t>
-      </w:r>
-      <w:r>
-        <w:t xml:space="preserve"> podem veure el desfasament de 120º entre </w:t>
-      </w:r>
-      <w:r>
-        <w:t>els</w:t>
-      </w:r>
-      <w:r>
-        <w:t xml:space="preserve"> senyals de control i la presència del PWM a l'entrada alta de cada driver. A la sortida es conserva aquest desfasament: cada fase està connectada a VCC amb el PWM durant dos estats, a massa durant dos més i queda flotant els dos restants, que és on apareix la BEMF que farem servir per detectar la posició del rotor.</w:t>
+        <w:t xml:space="preserve">A les Figures 3a i 3b podem veure el desfasament de 120º entre els senyals de control i la presència del PWM a l'entrada alta de cada driver. A la sortida es conserva aquest desfasament: cada fase està connectada a VCC amb el PWM durant dos estats, a massa durant dos més i queda flotant els dos restants, que és on apareix la BEMF que farem servir per detectar la posició del rotor.</w:t>
       </w:r>
     </w:p>
     <w:p>
@@ -3246,19 +2599,7 @@
       </w:pPr>
       <w:r>
         <w:lastRenderedPageBreak/>
-        <w:t>La tensió del node neutre</w:t>
-      </w:r>
-      <w:r>
-        <w:t xml:space="preserve">, com es mostra a  la </w:t>
-      </w:r>
-      <w:r>
-        <w:t>Figura 5</w:t>
-      </w:r>
-      <w:r>
-        <w:t>,</w:t>
-      </w:r>
-      <w:r>
-        <w:t xml:space="preserve"> segueix el PWM i oscil·la entre 0 i uns 6,8 V a 20 kHz. Aquest </w:t>
+        <w:t xml:space="preserve">La tensió del node neutre, com es mostra a  la Figura 5, segueix el PWM i oscil·la entre 0 i uns 6,8 V a 20 kHz. Aquest </w:t>
       </w:r>
       <w:r>
         <w:rPr>
@@ -3385,23 +2726,7 @@
         <w:jc w:val="center"/>
       </w:pPr>
       <w:r>
-        <w:t xml:space="preserve">Figura 7- Corrent en el drenador dels </w:t>
-      </w:r>
-      <w:proofErr w:type="spellStart"/>
-      <w:r>
-        <w:t>MOSFETs</w:t>
-      </w:r>
-      <w:proofErr w:type="spellEnd"/>
-      <w:r>
-        <w:t xml:space="preserve"> dels </w:t>
-      </w:r>
-      <w:proofErr w:type="spellStart"/>
-      <w:r>
-        <w:t>drivers</w:t>
-      </w:r>
-      <w:proofErr w:type="spellEnd"/>
-      <w:r>
-        <w:t xml:space="preserve"> de la fase A</w:t>
+        <w:t xml:space="preserve">Figura 7- Corrent en el drenador dels MOSFETs dels drivers de la fase A</w:t>
       </w:r>
     </w:p>
     <w:p>
@@ -3409,31 +2734,14 @@
         <w:jc w:val="both"/>
       </w:pPr>
       <w:r>
-        <w:t>Els corrents dels bobinats</w:t>
-      </w:r>
-      <w:r>
-        <w:t xml:space="preserve">, mostrats a la </w:t>
-      </w:r>
-      <w:r>
-        <w:t>Figura 6</w:t>
-      </w:r>
-      <w:r>
-        <w:t>,</w:t>
-      </w:r>
-      <w:r>
-        <w:t xml:space="preserve"> mantenen la naturalesa trifàsica de</w:t>
-      </w:r>
-      <w:r>
-        <w:t xml:space="preserve"> </w:t>
-      </w:r>
-      <w:proofErr w:type="spellStart"/>
+        <w:t xml:space="preserve">Els corrents dels bobinats, mostrats a la Figura 6, mantenen la naturalesa trifàsica de </w:t>
+      </w:r>
       <w:r>
         <w:rPr>
           <w:highlight w:val="yellow"/>
         </w:rPr>
         <w:t>l’exitació</w:t>
       </w:r>
-      <w:proofErr w:type="spellEnd"/>
       <w:r>
         <w:t xml:space="preserve">: estan desfasats 120º, presenten l'arrissat del PWM i en cada interval dues fases condueixen mentre la tercera queda lliure. El pic arriba als </w:t>
       </w:r>
@@ -3444,15 +2752,7 @@
         <w:t>14,2 A, amb 9,7 A</w:t>
       </w:r>
       <w:r>
-        <w:t xml:space="preserve"> eficaços per fase. A la Figura 7 veiem com es reparteix el corrent de la fase A: el MOSFET alt només condueix durant el temps en ON del PWM, mentre que durant l'OFF el corrent de la bobina, que no es pot interrompre de cop, </w:t>
-      </w:r>
-      <w:proofErr w:type="spellStart"/>
-      <w:r>
-        <w:t>recircula</w:t>
-      </w:r>
-      <w:proofErr w:type="spellEnd"/>
-      <w:r>
-        <w:t xml:space="preserve"> a través del MOSFET baix en sentit invers. Quan la fase està connectada a massa, el MOSFET baix porta tot el corrent de retorn de </w:t>
+        <w:t xml:space="preserve"> eficaços per fase. A la Figura 7 veiem com es reparteix el corrent de la fase A: el MOSFET alt només condueix durant el temps en ON del PWM, mentre que durant l'OFF el corrent de la bobina, que no es pot interrompre de cop, recircula a través del MOSFET baix en sentit invers. Quan la fase està connectada a massa, el MOSFET baix porta tot el corrent de retorn de </w:t>
       </w:r>
       <w:r>
         <w:rPr>
@@ -3588,23 +2888,7 @@
         <w:jc w:val="both"/>
       </w:pPr>
       <w:r>
-        <w:t xml:space="preserve">L'angle de gir acotat (Figura 8) es mostra com una rampa lineal que es reinicia a cada volta, uns 43 </w:t>
-      </w:r>
-      <w:proofErr w:type="spellStart"/>
-      <w:r>
-        <w:t>ms</w:t>
-      </w:r>
-      <w:proofErr w:type="spellEnd"/>
-      <w:r>
-        <w:t xml:space="preserve">, temps en què la fase A fa sis cicles, ja que 6 cicles elèctrics equivalen a una rotació del motor. El parell (Figura 9) presenta una oscil·lació a cada canvi d'estat, degut a la naturalesa commutada de l'alimentació, però el seu valor mitjà es manté estable en −0,28 </w:t>
-      </w:r>
-      <w:proofErr w:type="spellStart"/>
-      <w:r>
-        <w:t>N·m</w:t>
-      </w:r>
-      <w:proofErr w:type="spellEnd"/>
-      <w:r>
-        <w:t>. La velocitat angular evoluciona de manera molt més suau, ja que la inèrcia del rotor filtra aquestes ondulacions, i es manté al voltant de −145 rad/s (1386 rpm), que és just la velocitat que imposa una durada de fase de 1,2 ms. El signe negatiu només indica el sentit de gir.</w:t>
+        <w:t xml:space="preserve">L'angle de gir acotat (Figura 8) es mostra com una rampa lineal que es reinicia a cada volta, uns 43 ms, temps en què la fase A fa sis cicles, ja que 6 cicles elèctrics equivalen a una rotació del motor. El parell (Figura 9) presenta una oscil·lació a cada canvi d'estat, degut a la naturalesa commutada de l'alimentació, però el seu valor mitjà es manté estable en −0,28 N·m. La velocitat angular evoluciona de manera molt més suau, ja que la inèrcia del rotor filtra aquestes ondulacions, i es manté al voltant de −145 rad/s (1386 rpm), que és just la velocitat que imposa una durada de fase de 1,2 ms. El signe negatiu només indica el sentit de gir.</w:t>
       </w:r>
     </w:p>
     <w:p>
@@ -4543,15 +3827,7 @@
       </w:pPr>
       <w:r>
         <w:lastRenderedPageBreak/>
-        <w:t xml:space="preserve">Amb duty 0,2 i 0,4 el motor no té prou tensió per seguir la seqüència i no arrenca. A partir de 0,6 gira a la velocitat que marca la durada de fase, per tant augmentar el duty només fa créixer el corrent (fins a 31 A eficaços amb 0,9) i les pèrdues als </w:t>
-      </w:r>
-      <w:proofErr w:type="spellStart"/>
-      <w:r>
-        <w:t>MOSFETs</w:t>
-      </w:r>
-      <w:proofErr w:type="spellEnd"/>
-      <w:r>
-        <w:t>, que passen d'1,1 W a 4,8 W de mitjana entre tots dos. Per això en llaç obert convé treballar amb un duty proper a 0,6.</w:t>
+        <w:t xml:space="preserve">Amb duty 0,2 i 0,4 el motor no té prou tensió per seguir la seqüència i no arrenca. A partir de 0,6 gira a la velocitat que marca la durada de fase, per tant augmentar el duty només fa créixer el corrent (fins a 31 A eficaços amb 0,9) i les pèrdues als MOSFETs, que passen d'1,1 W a 4,8 W de mitjana entre tots dos. Per això en llaç obert convé treballar amb un duty proper a 0,6.</w:t>
       </w:r>
     </w:p>
     <w:p>
@@ -4625,6 +3901,1684 @@
       <w:pPr>
         <w:jc w:val="both"/>
       </w:pPr>
+      <w:r>
+        <w:t xml:space="preserve">Per completar l'anàlisi en llaç obert fem les quatre simulacions proposades a classe, que només canvien la durada de fase, el duty i la capacitat de bypass (Taula 2). La velocitat esperada és la que marca la seqüència, 60 / (36 · T</w:t>
+      </w:r>
+      <w:r>
+        <w:rPr>
+          <w:vertAlign w:val="subscript"/>
+        </w:rPr>
+        <w:t xml:space="preserve">fase</w:t>
+      </w:r>
+      <w:r>
+        <w:t xml:space="preserve">), ja que una volta del rotor són 6 períodes elèctrics de 6 estats cadascun. Els valors mitjans estan presos en règim permanent.</w:t>
+      </w:r>
+    </w:p>
+    <w:tbl>
+      <w:tblPr>
+        <w:tblW w:w="8230" w:type="dxa"/>
+        <w:jc w:val="center"/>
+        <w:tblLayout w:type="fixed"/>
+        <w:tblCellMar>
+          <w:left w:w="10" w:type="dxa"/>
+          <w:right w:w="10" w:type="dxa"/>
+        </w:tblCellMar>
+        <w:tblLook w:val="04A0" w:firstRow="1" w:lastRow="0" w:firstColumn="1" w:lastColumn="0" w:noHBand="0" w:noVBand="1"/>
+      </w:tblPr>
+      <w:tblGrid>
+        <w:gridCol w:w="1080"/>
+        <w:gridCol w:w="1050"/>
+        <w:gridCol w:w="650"/>
+        <w:gridCol w:w="950"/>
+        <w:gridCol w:w="1150"/>
+        <w:gridCol w:w="1150"/>
+        <w:gridCol w:w="1200"/>
+        <w:gridCol w:w="1000"/>
+      </w:tblGrid>
+      <w:tr>
+        <w:trPr>
+          <w:cantSplit/>
+          <w:jc w:val="center"/>
+        </w:trPr>
+        <w:tc>
+          <w:tcPr>
+            <w:tcW w:w="1080" w:type="dxa"/>
+            <w:tcBorders>
+              <w:top w:val="single" w:sz="4" w:space="0" w:color="000000"/>
+              <w:left w:val="single" w:sz="4" w:space="0" w:color="000000"/>
+              <w:bottom w:val="single" w:sz="4" w:space="0" w:color="000000"/>
+              <w:right w:val="single" w:sz="4" w:space="0" w:color="000000"/>
+            </w:tcBorders>
+            <w:shd w:val="clear" w:color="auto" w:fill="D9E2F3"/>
+            <w:tcMar>
+              <w:top w:w="43" w:type="dxa"/>
+              <w:left w:w="43" w:type="dxa"/>
+              <w:bottom w:w="43" w:type="dxa"/>
+              <w:right w:w="43" w:type="dxa"/>
+            </w:tcMar>
+            <w:vAlign w:val="center"/>
+          </w:tcPr>
+          <w:p>
+            <w:pPr>
+              <w:keepNext/>
+              <w:spacing w:before="28" w:after="28" w:line="240" w:lineRule="auto"/>
+              <w:jc w:val="center"/>
+            </w:pPr>
+            <w:r>
+              <w:rPr>
+                <w:b/>
+                <w:bCs/>
+                <w:sz w:val="20"/>
+                <w:szCs w:val="20"/>
+              </w:rPr>
+              <w:t xml:space="preserve">Simulació</w:t>
+            </w:r>
+          </w:p>
+        </w:tc>
+        <w:tc>
+          <w:tcPr>
+            <w:tcW w:w="1050" w:type="dxa"/>
+            <w:tcBorders>
+              <w:top w:val="single" w:sz="4" w:space="0" w:color="000000"/>
+              <w:left w:val="single" w:sz="4" w:space="0" w:color="000000"/>
+              <w:bottom w:val="single" w:sz="4" w:space="0" w:color="000000"/>
+              <w:right w:val="single" w:sz="4" w:space="0" w:color="000000"/>
+            </w:tcBorders>
+            <w:shd w:val="clear" w:color="auto" w:fill="D9E2F3"/>
+            <w:tcMar>
+              <w:top w:w="43" w:type="dxa"/>
+              <w:left w:w="43" w:type="dxa"/>
+              <w:bottom w:w="43" w:type="dxa"/>
+              <w:right w:w="43" w:type="dxa"/>
+            </w:tcMar>
+            <w:vAlign w:val="center"/>
+          </w:tcPr>
+          <w:p>
+            <w:pPr>
+              <w:keepNext/>
+              <w:spacing w:before="28" w:after="28" w:line="240" w:lineRule="auto"/>
+              <w:jc w:val="center"/>
+            </w:pPr>
+            <w:r>
+              <w:rPr>
+                <w:b/>
+                <w:bCs/>
+                <w:sz w:val="20"/>
+                <w:szCs w:val="20"/>
+              </w:rPr>
+              <w:t xml:space="preserve">Durada de fase</w:t>
+            </w:r>
+          </w:p>
+        </w:tc>
+        <w:tc>
+          <w:tcPr>
+            <w:tcW w:w="650" w:type="dxa"/>
+            <w:tcBorders>
+              <w:top w:val="single" w:sz="4" w:space="0" w:color="000000"/>
+              <w:left w:val="single" w:sz="4" w:space="0" w:color="000000"/>
+              <w:bottom w:val="single" w:sz="4" w:space="0" w:color="000000"/>
+              <w:right w:val="single" w:sz="4" w:space="0" w:color="000000"/>
+            </w:tcBorders>
+            <w:shd w:val="clear" w:color="auto" w:fill="D9E2F3"/>
+            <w:tcMar>
+              <w:top w:w="43" w:type="dxa"/>
+              <w:left w:w="43" w:type="dxa"/>
+              <w:bottom w:w="43" w:type="dxa"/>
+              <w:right w:w="43" w:type="dxa"/>
+            </w:tcMar>
+            <w:vAlign w:val="center"/>
+          </w:tcPr>
+          <w:p>
+            <w:pPr>
+              <w:keepNext/>
+              <w:spacing w:before="28" w:after="28" w:line="240" w:lineRule="auto"/>
+              <w:jc w:val="center"/>
+            </w:pPr>
+            <w:r>
+              <w:rPr>
+                <w:b/>
+                <w:bCs/>
+                <w:sz w:val="20"/>
+                <w:szCs w:val="20"/>
+              </w:rPr>
+              <w:t xml:space="preserve">Duty</w:t>
+            </w:r>
+          </w:p>
+        </w:tc>
+        <w:tc>
+          <w:tcPr>
+            <w:tcW w:w="950" w:type="dxa"/>
+            <w:tcBorders>
+              <w:top w:val="single" w:sz="4" w:space="0" w:color="000000"/>
+              <w:left w:val="single" w:sz="4" w:space="0" w:color="000000"/>
+              <w:bottom w:val="single" w:sz="4" w:space="0" w:color="000000"/>
+              <w:right w:val="single" w:sz="4" w:space="0" w:color="000000"/>
+            </w:tcBorders>
+            <w:shd w:val="clear" w:color="auto" w:fill="D9E2F3"/>
+            <w:tcMar>
+              <w:top w:w="43" w:type="dxa"/>
+              <w:left w:w="43" w:type="dxa"/>
+              <w:bottom w:w="43" w:type="dxa"/>
+              <w:right w:w="43" w:type="dxa"/>
+            </w:tcMar>
+            <w:vAlign w:val="center"/>
+          </w:tcPr>
+          <w:p>
+            <w:pPr>
+              <w:keepNext/>
+              <w:spacing w:before="28" w:after="28" w:line="240" w:lineRule="auto"/>
+              <w:jc w:val="center"/>
+            </w:pPr>
+            <w:r>
+              <w:rPr>
+                <w:b/>
+                <w:bCs/>
+                <w:sz w:val="20"/>
+                <w:szCs w:val="20"/>
+              </w:rPr>
+              <w:t xml:space="preserve">C</w:t>
+            </w:r>
+            <w:r>
+              <w:rPr>
+                <w:b/>
+                <w:bCs/>
+                <w:vertAlign w:val="subscript"/>
+                <w:sz w:val="20"/>
+                <w:szCs w:val="20"/>
+              </w:rPr>
+              <w:t xml:space="preserve">bypass</w:t>
+            </w:r>
+          </w:p>
+        </w:tc>
+        <w:tc>
+          <w:tcPr>
+            <w:tcW w:w="1150" w:type="dxa"/>
+            <w:tcBorders>
+              <w:top w:val="single" w:sz="4" w:space="0" w:color="000000"/>
+              <w:left w:val="single" w:sz="4" w:space="0" w:color="000000"/>
+              <w:bottom w:val="single" w:sz="4" w:space="0" w:color="000000"/>
+              <w:right w:val="single" w:sz="4" w:space="0" w:color="000000"/>
+            </w:tcBorders>
+            <w:shd w:val="clear" w:color="auto" w:fill="D9E2F3"/>
+            <w:tcMar>
+              <w:top w:w="43" w:type="dxa"/>
+              <w:left w:w="43" w:type="dxa"/>
+              <w:bottom w:w="43" w:type="dxa"/>
+              <w:right w:w="43" w:type="dxa"/>
+            </w:tcMar>
+            <w:vAlign w:val="center"/>
+          </w:tcPr>
+          <w:p>
+            <w:pPr>
+              <w:keepNext/>
+              <w:spacing w:before="28" w:after="28" w:line="240" w:lineRule="auto"/>
+              <w:jc w:val="center"/>
+            </w:pPr>
+            <w:r>
+              <w:rPr>
+                <w:b/>
+                <w:bCs/>
+                <w:sz w:val="20"/>
+                <w:szCs w:val="20"/>
+              </w:rPr>
+              <w:t xml:space="preserve">Velocitat esperada</w:t>
+            </w:r>
+          </w:p>
+        </w:tc>
+        <w:tc>
+          <w:tcPr>
+            <w:tcW w:w="1150" w:type="dxa"/>
+            <w:tcBorders>
+              <w:top w:val="single" w:sz="4" w:space="0" w:color="000000"/>
+              <w:left w:val="single" w:sz="4" w:space="0" w:color="000000"/>
+              <w:bottom w:val="single" w:sz="4" w:space="0" w:color="000000"/>
+              <w:right w:val="single" w:sz="4" w:space="0" w:color="000000"/>
+            </w:tcBorders>
+            <w:shd w:val="clear" w:color="auto" w:fill="D9E2F3"/>
+            <w:tcMar>
+              <w:top w:w="43" w:type="dxa"/>
+              <w:left w:w="43" w:type="dxa"/>
+              <w:bottom w:w="43" w:type="dxa"/>
+              <w:right w:w="43" w:type="dxa"/>
+            </w:tcMar>
+            <w:vAlign w:val="center"/>
+          </w:tcPr>
+          <w:p>
+            <w:pPr>
+              <w:keepNext/>
+              <w:spacing w:before="28" w:after="28" w:line="240" w:lineRule="auto"/>
+              <w:jc w:val="center"/>
+            </w:pPr>
+            <w:r>
+              <w:rPr>
+                <w:b/>
+                <w:bCs/>
+                <w:sz w:val="20"/>
+                <w:szCs w:val="20"/>
+              </w:rPr>
+              <w:t xml:space="preserve">Velocitat mitjana</w:t>
+            </w:r>
+          </w:p>
+        </w:tc>
+        <w:tc>
+          <w:tcPr>
+            <w:tcW w:w="1200" w:type="dxa"/>
+            <w:tcBorders>
+              <w:top w:val="single" w:sz="4" w:space="0" w:color="000000"/>
+              <w:left w:val="single" w:sz="4" w:space="0" w:color="000000"/>
+              <w:bottom w:val="single" w:sz="4" w:space="0" w:color="000000"/>
+              <w:right w:val="single" w:sz="4" w:space="0" w:color="000000"/>
+            </w:tcBorders>
+            <w:shd w:val="clear" w:color="auto" w:fill="D9E2F3"/>
+            <w:tcMar>
+              <w:top w:w="43" w:type="dxa"/>
+              <w:left w:w="43" w:type="dxa"/>
+              <w:bottom w:w="43" w:type="dxa"/>
+              <w:right w:w="43" w:type="dxa"/>
+            </w:tcMar>
+            <w:vAlign w:val="center"/>
+          </w:tcPr>
+          <w:p>
+            <w:pPr>
+              <w:keepNext/>
+              <w:spacing w:before="28" w:after="28" w:line="240" w:lineRule="auto"/>
+              <w:jc w:val="center"/>
+            </w:pPr>
+            <w:r>
+              <w:rPr>
+                <w:b/>
+                <w:bCs/>
+                <w:sz w:val="20"/>
+                <w:szCs w:val="20"/>
+              </w:rPr>
+              <w:t xml:space="preserve">Parell mitjà</w:t>
+            </w:r>
+          </w:p>
+        </w:tc>
+        <w:tc>
+          <w:tcPr>
+            <w:tcW w:w="1000" w:type="dxa"/>
+            <w:tcBorders>
+              <w:top w:val="single" w:sz="4" w:space="0" w:color="000000"/>
+              <w:left w:val="single" w:sz="4" w:space="0" w:color="000000"/>
+              <w:bottom w:val="single" w:sz="4" w:space="0" w:color="000000"/>
+              <w:right w:val="single" w:sz="4" w:space="0" w:color="000000"/>
+            </w:tcBorders>
+            <w:shd w:val="clear" w:color="auto" w:fill="D9E2F3"/>
+            <w:tcMar>
+              <w:top w:w="43" w:type="dxa"/>
+              <w:left w:w="43" w:type="dxa"/>
+              <w:bottom w:w="43" w:type="dxa"/>
+              <w:right w:w="43" w:type="dxa"/>
+            </w:tcMar>
+            <w:vAlign w:val="center"/>
+          </w:tcPr>
+          <w:p>
+            <w:pPr>
+              <w:keepNext/>
+              <w:spacing w:before="28" w:after="28" w:line="240" w:lineRule="auto"/>
+              <w:jc w:val="center"/>
+            </w:pPr>
+            <w:r>
+              <w:rPr>
+                <w:b/>
+                <w:bCs/>
+                <w:sz w:val="20"/>
+                <w:szCs w:val="20"/>
+              </w:rPr>
+              <w:t xml:space="preserve">I</w:t>
+            </w:r>
+            <w:r>
+              <w:rPr>
+                <w:b/>
+                <w:bCs/>
+                <w:vertAlign w:val="subscript"/>
+                <w:sz w:val="20"/>
+                <w:szCs w:val="20"/>
+              </w:rPr>
+              <w:t xml:space="preserve">A</w:t>
+            </w:r>
+            <w:r>
+              <w:rPr>
+                <w:b/>
+                <w:bCs/>
+                <w:sz w:val="20"/>
+                <w:szCs w:val="20"/>
+              </w:rPr>
+              <w:t xml:space="preserve"> eficaç</w:t>
+            </w:r>
+          </w:p>
+        </w:tc>
+      </w:tr>
+      <w:tr>
+        <w:trPr>
+          <w:cantSplit/>
+          <w:jc w:val="center"/>
+        </w:trPr>
+        <w:tc>
+          <w:tcPr>
+            <w:tcW w:w="1080" w:type="dxa"/>
+            <w:tcBorders>
+              <w:top w:val="single" w:sz="4" w:space="0" w:color="000000"/>
+              <w:left w:val="single" w:sz="4" w:space="0" w:color="000000"/>
+              <w:bottom w:val="single" w:sz="4" w:space="0" w:color="000000"/>
+              <w:right w:val="single" w:sz="4" w:space="0" w:color="000000"/>
+            </w:tcBorders>
+            <w:tcMar>
+              <w:top w:w="43" w:type="dxa"/>
+              <w:left w:w="43" w:type="dxa"/>
+              <w:bottom w:w="43" w:type="dxa"/>
+              <w:right w:w="43" w:type="dxa"/>
+            </w:tcMar>
+            <w:vAlign w:val="center"/>
+          </w:tcPr>
+          <w:p>
+            <w:pPr>
+              <w:keepNext/>
+              <w:spacing w:before="28" w:after="28" w:line="240" w:lineRule="auto"/>
+              <w:jc w:val="center"/>
+            </w:pPr>
+            <w:r>
+              <w:rPr>
+                <w:sz w:val="20"/>
+                <w:szCs w:val="20"/>
+              </w:rPr>
+              <w:t xml:space="preserve">1</w:t>
+            </w:r>
+          </w:p>
+        </w:tc>
+        <w:tc>
+          <w:tcPr>
+            <w:tcW w:w="1050" w:type="dxa"/>
+            <w:tcBorders>
+              <w:top w:val="single" w:sz="4" w:space="0" w:color="000000"/>
+              <w:left w:val="single" w:sz="4" w:space="0" w:color="000000"/>
+              <w:bottom w:val="single" w:sz="4" w:space="0" w:color="000000"/>
+              <w:right w:val="single" w:sz="4" w:space="0" w:color="000000"/>
+            </w:tcBorders>
+            <w:tcMar>
+              <w:top w:w="43" w:type="dxa"/>
+              <w:left w:w="43" w:type="dxa"/>
+              <w:bottom w:w="43" w:type="dxa"/>
+              <w:right w:w="43" w:type="dxa"/>
+            </w:tcMar>
+            <w:vAlign w:val="center"/>
+          </w:tcPr>
+          <w:p>
+            <w:pPr>
+              <w:keepNext/>
+              <w:spacing w:before="28" w:after="28" w:line="240" w:lineRule="auto"/>
+              <w:jc w:val="center"/>
+            </w:pPr>
+            <w:r>
+              <w:rPr>
+                <w:sz w:val="20"/>
+                <w:szCs w:val="20"/>
+              </w:rPr>
+              <w:t xml:space="preserve">1,2 ms</w:t>
+            </w:r>
+          </w:p>
+        </w:tc>
+        <w:tc>
+          <w:tcPr>
+            <w:tcW w:w="650" w:type="dxa"/>
+            <w:tcBorders>
+              <w:top w:val="single" w:sz="4" w:space="0" w:color="000000"/>
+              <w:left w:val="single" w:sz="4" w:space="0" w:color="000000"/>
+              <w:bottom w:val="single" w:sz="4" w:space="0" w:color="000000"/>
+              <w:right w:val="single" w:sz="4" w:space="0" w:color="000000"/>
+            </w:tcBorders>
+            <w:tcMar>
+              <w:top w:w="43" w:type="dxa"/>
+              <w:left w:w="43" w:type="dxa"/>
+              <w:bottom w:w="43" w:type="dxa"/>
+              <w:right w:w="43" w:type="dxa"/>
+            </w:tcMar>
+            <w:vAlign w:val="center"/>
+          </w:tcPr>
+          <w:p>
+            <w:pPr>
+              <w:keepNext/>
+              <w:spacing w:before="28" w:after="28" w:line="240" w:lineRule="auto"/>
+              <w:jc w:val="center"/>
+            </w:pPr>
+            <w:r>
+              <w:rPr>
+                <w:sz w:val="20"/>
+                <w:szCs w:val="20"/>
+              </w:rPr>
+              <w:t xml:space="preserve">0,6</w:t>
+            </w:r>
+          </w:p>
+        </w:tc>
+        <w:tc>
+          <w:tcPr>
+            <w:tcW w:w="950" w:type="dxa"/>
+            <w:tcBorders>
+              <w:top w:val="single" w:sz="4" w:space="0" w:color="000000"/>
+              <w:left w:val="single" w:sz="4" w:space="0" w:color="000000"/>
+              <w:bottom w:val="single" w:sz="4" w:space="0" w:color="000000"/>
+              <w:right w:val="single" w:sz="4" w:space="0" w:color="000000"/>
+            </w:tcBorders>
+            <w:tcMar>
+              <w:top w:w="43" w:type="dxa"/>
+              <w:left w:w="43" w:type="dxa"/>
+              <w:bottom w:w="43" w:type="dxa"/>
+              <w:right w:w="43" w:type="dxa"/>
+            </w:tcMar>
+            <w:vAlign w:val="center"/>
+          </w:tcPr>
+          <w:p>
+            <w:pPr>
+              <w:keepNext/>
+              <w:spacing w:before="28" w:after="28" w:line="240" w:lineRule="auto"/>
+              <w:jc w:val="center"/>
+            </w:pPr>
+            <w:r>
+              <w:rPr>
+                <w:sz w:val="20"/>
+                <w:szCs w:val="20"/>
+              </w:rPr>
+              <w:t xml:space="preserve">33 nF</w:t>
+            </w:r>
+          </w:p>
+        </w:tc>
+        <w:tc>
+          <w:tcPr>
+            <w:tcW w:w="1150" w:type="dxa"/>
+            <w:tcBorders>
+              <w:top w:val="single" w:sz="4" w:space="0" w:color="000000"/>
+              <w:left w:val="single" w:sz="4" w:space="0" w:color="000000"/>
+              <w:bottom w:val="single" w:sz="4" w:space="0" w:color="000000"/>
+              <w:right w:val="single" w:sz="4" w:space="0" w:color="000000"/>
+            </w:tcBorders>
+            <w:tcMar>
+              <w:top w:w="43" w:type="dxa"/>
+              <w:left w:w="43" w:type="dxa"/>
+              <w:bottom w:w="43" w:type="dxa"/>
+              <w:right w:w="43" w:type="dxa"/>
+            </w:tcMar>
+            <w:vAlign w:val="center"/>
+          </w:tcPr>
+          <w:p>
+            <w:pPr>
+              <w:keepNext/>
+              <w:spacing w:before="28" w:after="28" w:line="240" w:lineRule="auto"/>
+              <w:jc w:val="center"/>
+            </w:pPr>
+            <w:r>
+              <w:rPr>
+                <w:sz w:val="20"/>
+                <w:szCs w:val="20"/>
+              </w:rPr>
+              <w:t xml:space="preserve">1389 rpm</w:t>
+            </w:r>
+          </w:p>
+        </w:tc>
+        <w:tc>
+          <w:tcPr>
+            <w:tcW w:w="1150" w:type="dxa"/>
+            <w:tcBorders>
+              <w:top w:val="single" w:sz="4" w:space="0" w:color="000000"/>
+              <w:left w:val="single" w:sz="4" w:space="0" w:color="000000"/>
+              <w:bottom w:val="single" w:sz="4" w:space="0" w:color="000000"/>
+              <w:right w:val="single" w:sz="4" w:space="0" w:color="000000"/>
+            </w:tcBorders>
+            <w:tcMar>
+              <w:top w:w="43" w:type="dxa"/>
+              <w:left w:w="43" w:type="dxa"/>
+              <w:bottom w:w="43" w:type="dxa"/>
+              <w:right w:w="43" w:type="dxa"/>
+            </w:tcMar>
+            <w:vAlign w:val="center"/>
+          </w:tcPr>
+          <w:p>
+            <w:pPr>
+              <w:keepNext/>
+              <w:spacing w:before="28" w:after="28" w:line="240" w:lineRule="auto"/>
+              <w:jc w:val="center"/>
+            </w:pPr>
+            <w:r>
+              <w:rPr>
+                <w:sz w:val="20"/>
+                <w:szCs w:val="20"/>
+              </w:rPr>
+              <w:t xml:space="preserve">−1389 rpm</w:t>
+            </w:r>
+          </w:p>
+        </w:tc>
+        <w:tc>
+          <w:tcPr>
+            <w:tcW w:w="1200" w:type="dxa"/>
+            <w:tcBorders>
+              <w:top w:val="single" w:sz="4" w:space="0" w:color="000000"/>
+              <w:left w:val="single" w:sz="4" w:space="0" w:color="000000"/>
+              <w:bottom w:val="single" w:sz="4" w:space="0" w:color="000000"/>
+              <w:right w:val="single" w:sz="4" w:space="0" w:color="000000"/>
+            </w:tcBorders>
+            <w:tcMar>
+              <w:top w:w="43" w:type="dxa"/>
+              <w:left w:w="43" w:type="dxa"/>
+              <w:bottom w:w="43" w:type="dxa"/>
+              <w:right w:w="43" w:type="dxa"/>
+            </w:tcMar>
+            <w:vAlign w:val="center"/>
+          </w:tcPr>
+          <w:p>
+            <w:pPr>
+              <w:keepNext/>
+              <w:spacing w:before="28" w:after="28" w:line="240" w:lineRule="auto"/>
+              <w:jc w:val="center"/>
+            </w:pPr>
+            <w:r>
+              <w:rPr>
+                <w:sz w:val="20"/>
+                <w:szCs w:val="20"/>
+              </w:rPr>
+              <w:t xml:space="preserve">−0,281 N·m</w:t>
+            </w:r>
+          </w:p>
+        </w:tc>
+        <w:tc>
+          <w:tcPr>
+            <w:tcW w:w="1000" w:type="dxa"/>
+            <w:tcBorders>
+              <w:top w:val="single" w:sz="4" w:space="0" w:color="000000"/>
+              <w:left w:val="single" w:sz="4" w:space="0" w:color="000000"/>
+              <w:bottom w:val="single" w:sz="4" w:space="0" w:color="000000"/>
+              <w:right w:val="single" w:sz="4" w:space="0" w:color="000000"/>
+            </w:tcBorders>
+            <w:tcMar>
+              <w:top w:w="43" w:type="dxa"/>
+              <w:left w:w="43" w:type="dxa"/>
+              <w:bottom w:w="43" w:type="dxa"/>
+              <w:right w:w="43" w:type="dxa"/>
+            </w:tcMar>
+            <w:vAlign w:val="center"/>
+          </w:tcPr>
+          <w:p>
+            <w:pPr>
+              <w:keepNext/>
+              <w:spacing w:before="28" w:after="28" w:line="240" w:lineRule="auto"/>
+              <w:jc w:val="center"/>
+            </w:pPr>
+            <w:r>
+              <w:rPr>
+                <w:sz w:val="20"/>
+                <w:szCs w:val="20"/>
+              </w:rPr>
+              <w:t xml:space="preserve">9,6 A</w:t>
+            </w:r>
+          </w:p>
+        </w:tc>
+      </w:tr>
+      <w:tr>
+        <w:trPr>
+          <w:cantSplit/>
+          <w:jc w:val="center"/>
+        </w:trPr>
+        <w:tc>
+          <w:tcPr>
+            <w:tcW w:w="1080" w:type="dxa"/>
+            <w:tcBorders>
+              <w:top w:val="single" w:sz="4" w:space="0" w:color="000000"/>
+              <w:left w:val="single" w:sz="4" w:space="0" w:color="000000"/>
+              <w:bottom w:val="single" w:sz="4" w:space="0" w:color="000000"/>
+              <w:right w:val="single" w:sz="4" w:space="0" w:color="000000"/>
+            </w:tcBorders>
+            <w:tcMar>
+              <w:top w:w="43" w:type="dxa"/>
+              <w:left w:w="43" w:type="dxa"/>
+              <w:bottom w:w="43" w:type="dxa"/>
+              <w:right w:w="43" w:type="dxa"/>
+            </w:tcMar>
+            <w:vAlign w:val="center"/>
+          </w:tcPr>
+          <w:p>
+            <w:pPr>
+              <w:keepNext/>
+              <w:spacing w:before="28" w:after="28" w:line="240" w:lineRule="auto"/>
+              <w:jc w:val="center"/>
+            </w:pPr>
+            <w:r>
+              <w:rPr>
+                <w:sz w:val="20"/>
+                <w:szCs w:val="20"/>
+              </w:rPr>
+              <w:t xml:space="preserve">2</w:t>
+            </w:r>
+          </w:p>
+        </w:tc>
+        <w:tc>
+          <w:tcPr>
+            <w:tcW w:w="1050" w:type="dxa"/>
+            <w:tcBorders>
+              <w:top w:val="single" w:sz="4" w:space="0" w:color="000000"/>
+              <w:left w:val="single" w:sz="4" w:space="0" w:color="000000"/>
+              <w:bottom w:val="single" w:sz="4" w:space="0" w:color="000000"/>
+              <w:right w:val="single" w:sz="4" w:space="0" w:color="000000"/>
+            </w:tcBorders>
+            <w:tcMar>
+              <w:top w:w="43" w:type="dxa"/>
+              <w:left w:w="43" w:type="dxa"/>
+              <w:bottom w:w="43" w:type="dxa"/>
+              <w:right w:w="43" w:type="dxa"/>
+            </w:tcMar>
+            <w:vAlign w:val="center"/>
+          </w:tcPr>
+          <w:p>
+            <w:pPr>
+              <w:keepNext/>
+              <w:spacing w:before="28" w:after="28" w:line="240" w:lineRule="auto"/>
+              <w:jc w:val="center"/>
+            </w:pPr>
+            <w:r>
+              <w:rPr>
+                <w:sz w:val="20"/>
+                <w:szCs w:val="20"/>
+              </w:rPr>
+              <w:t xml:space="preserve">1,2 ms</w:t>
+            </w:r>
+          </w:p>
+        </w:tc>
+        <w:tc>
+          <w:tcPr>
+            <w:tcW w:w="650" w:type="dxa"/>
+            <w:tcBorders>
+              <w:top w:val="single" w:sz="4" w:space="0" w:color="000000"/>
+              <w:left w:val="single" w:sz="4" w:space="0" w:color="000000"/>
+              <w:bottom w:val="single" w:sz="4" w:space="0" w:color="000000"/>
+              <w:right w:val="single" w:sz="4" w:space="0" w:color="000000"/>
+            </w:tcBorders>
+            <w:tcMar>
+              <w:top w:w="43" w:type="dxa"/>
+              <w:left w:w="43" w:type="dxa"/>
+              <w:bottom w:w="43" w:type="dxa"/>
+              <w:right w:w="43" w:type="dxa"/>
+            </w:tcMar>
+            <w:vAlign w:val="center"/>
+          </w:tcPr>
+          <w:p>
+            <w:pPr>
+              <w:keepNext/>
+              <w:spacing w:before="28" w:after="28" w:line="240" w:lineRule="auto"/>
+              <w:jc w:val="center"/>
+            </w:pPr>
+            <w:r>
+              <w:rPr>
+                <w:sz w:val="20"/>
+                <w:szCs w:val="20"/>
+              </w:rPr>
+              <w:t xml:space="preserve">0,2</w:t>
+            </w:r>
+          </w:p>
+        </w:tc>
+        <w:tc>
+          <w:tcPr>
+            <w:tcW w:w="950" w:type="dxa"/>
+            <w:tcBorders>
+              <w:top w:val="single" w:sz="4" w:space="0" w:color="000000"/>
+              <w:left w:val="single" w:sz="4" w:space="0" w:color="000000"/>
+              <w:bottom w:val="single" w:sz="4" w:space="0" w:color="000000"/>
+              <w:right w:val="single" w:sz="4" w:space="0" w:color="000000"/>
+            </w:tcBorders>
+            <w:tcMar>
+              <w:top w:w="43" w:type="dxa"/>
+              <w:left w:w="43" w:type="dxa"/>
+              <w:bottom w:w="43" w:type="dxa"/>
+              <w:right w:w="43" w:type="dxa"/>
+            </w:tcMar>
+            <w:vAlign w:val="center"/>
+          </w:tcPr>
+          <w:p>
+            <w:pPr>
+              <w:keepNext/>
+              <w:spacing w:before="28" w:after="28" w:line="240" w:lineRule="auto"/>
+              <w:jc w:val="center"/>
+            </w:pPr>
+            <w:r>
+              <w:rPr>
+                <w:sz w:val="20"/>
+                <w:szCs w:val="20"/>
+              </w:rPr>
+              <w:t xml:space="preserve">33 nF</w:t>
+            </w:r>
+          </w:p>
+        </w:tc>
+        <w:tc>
+          <w:tcPr>
+            <w:tcW w:w="1150" w:type="dxa"/>
+            <w:tcBorders>
+              <w:top w:val="single" w:sz="4" w:space="0" w:color="000000"/>
+              <w:left w:val="single" w:sz="4" w:space="0" w:color="000000"/>
+              <w:bottom w:val="single" w:sz="4" w:space="0" w:color="000000"/>
+              <w:right w:val="single" w:sz="4" w:space="0" w:color="000000"/>
+            </w:tcBorders>
+            <w:tcMar>
+              <w:top w:w="43" w:type="dxa"/>
+              <w:left w:w="43" w:type="dxa"/>
+              <w:bottom w:w="43" w:type="dxa"/>
+              <w:right w:w="43" w:type="dxa"/>
+            </w:tcMar>
+            <w:vAlign w:val="center"/>
+          </w:tcPr>
+          <w:p>
+            <w:pPr>
+              <w:keepNext/>
+              <w:spacing w:before="28" w:after="28" w:line="240" w:lineRule="auto"/>
+              <w:jc w:val="center"/>
+            </w:pPr>
+            <w:r>
+              <w:rPr>
+                <w:sz w:val="20"/>
+                <w:szCs w:val="20"/>
+              </w:rPr>
+              <w:t xml:space="preserve">1389 rpm</w:t>
+            </w:r>
+          </w:p>
+        </w:tc>
+        <w:tc>
+          <w:tcPr>
+            <w:tcW w:w="1150" w:type="dxa"/>
+            <w:tcBorders>
+              <w:top w:val="single" w:sz="4" w:space="0" w:color="000000"/>
+              <w:left w:val="single" w:sz="4" w:space="0" w:color="000000"/>
+              <w:bottom w:val="single" w:sz="4" w:space="0" w:color="000000"/>
+              <w:right w:val="single" w:sz="4" w:space="0" w:color="000000"/>
+            </w:tcBorders>
+            <w:tcMar>
+              <w:top w:w="43" w:type="dxa"/>
+              <w:left w:w="43" w:type="dxa"/>
+              <w:bottom w:w="43" w:type="dxa"/>
+              <w:right w:w="43" w:type="dxa"/>
+            </w:tcMar>
+            <w:vAlign w:val="center"/>
+          </w:tcPr>
+          <w:p>
+            <w:pPr>
+              <w:keepNext/>
+              <w:spacing w:before="28" w:after="28" w:line="240" w:lineRule="auto"/>
+              <w:jc w:val="center"/>
+            </w:pPr>
+            <w:r>
+              <w:rPr>
+                <w:sz w:val="20"/>
+                <w:szCs w:val="20"/>
+              </w:rPr>
+              <w:t xml:space="preserve">−123 rpm</w:t>
+            </w:r>
+          </w:p>
+        </w:tc>
+        <w:tc>
+          <w:tcPr>
+            <w:tcW w:w="1200" w:type="dxa"/>
+            <w:tcBorders>
+              <w:top w:val="single" w:sz="4" w:space="0" w:color="000000"/>
+              <w:left w:val="single" w:sz="4" w:space="0" w:color="000000"/>
+              <w:bottom w:val="single" w:sz="4" w:space="0" w:color="000000"/>
+              <w:right w:val="single" w:sz="4" w:space="0" w:color="000000"/>
+            </w:tcBorders>
+            <w:tcMar>
+              <w:top w:w="43" w:type="dxa"/>
+              <w:left w:w="43" w:type="dxa"/>
+              <w:bottom w:w="43" w:type="dxa"/>
+              <w:right w:w="43" w:type="dxa"/>
+            </w:tcMar>
+            <w:vAlign w:val="center"/>
+          </w:tcPr>
+          <w:p>
+            <w:pPr>
+              <w:keepNext/>
+              <w:spacing w:before="28" w:after="28" w:line="240" w:lineRule="auto"/>
+              <w:jc w:val="center"/>
+            </w:pPr>
+            <w:r>
+              <w:rPr>
+                <w:sz w:val="20"/>
+                <w:szCs w:val="20"/>
+              </w:rPr>
+              <w:t xml:space="preserve">−0,015 N·m</w:t>
+            </w:r>
+          </w:p>
+        </w:tc>
+        <w:tc>
+          <w:tcPr>
+            <w:tcW w:w="1000" w:type="dxa"/>
+            <w:tcBorders>
+              <w:top w:val="single" w:sz="4" w:space="0" w:color="000000"/>
+              <w:left w:val="single" w:sz="4" w:space="0" w:color="000000"/>
+              <w:bottom w:val="single" w:sz="4" w:space="0" w:color="000000"/>
+              <w:right w:val="single" w:sz="4" w:space="0" w:color="000000"/>
+            </w:tcBorders>
+            <w:tcMar>
+              <w:top w:w="43" w:type="dxa"/>
+              <w:left w:w="43" w:type="dxa"/>
+              <w:bottom w:w="43" w:type="dxa"/>
+              <w:right w:w="43" w:type="dxa"/>
+            </w:tcMar>
+            <w:vAlign w:val="center"/>
+          </w:tcPr>
+          <w:p>
+            <w:pPr>
+              <w:keepNext/>
+              <w:spacing w:before="28" w:after="28" w:line="240" w:lineRule="auto"/>
+              <w:jc w:val="center"/>
+            </w:pPr>
+            <w:r>
+              <w:rPr>
+                <w:sz w:val="20"/>
+                <w:szCs w:val="20"/>
+              </w:rPr>
+              <w:t xml:space="preserve">4,7 A</w:t>
+            </w:r>
+          </w:p>
+        </w:tc>
+      </w:tr>
+      <w:tr>
+        <w:trPr>
+          <w:cantSplit/>
+          <w:jc w:val="center"/>
+        </w:trPr>
+        <w:tc>
+          <w:tcPr>
+            <w:tcW w:w="1080" w:type="dxa"/>
+            <w:tcBorders>
+              <w:top w:val="single" w:sz="4" w:space="0" w:color="000000"/>
+              <w:left w:val="single" w:sz="4" w:space="0" w:color="000000"/>
+              <w:bottom w:val="single" w:sz="4" w:space="0" w:color="000000"/>
+              <w:right w:val="single" w:sz="4" w:space="0" w:color="000000"/>
+            </w:tcBorders>
+            <w:tcMar>
+              <w:top w:w="43" w:type="dxa"/>
+              <w:left w:w="43" w:type="dxa"/>
+              <w:bottom w:w="43" w:type="dxa"/>
+              <w:right w:w="43" w:type="dxa"/>
+            </w:tcMar>
+            <w:vAlign w:val="center"/>
+          </w:tcPr>
+          <w:p>
+            <w:pPr>
+              <w:keepNext/>
+              <w:spacing w:before="28" w:after="28" w:line="240" w:lineRule="auto"/>
+              <w:jc w:val="center"/>
+            </w:pPr>
+            <w:r>
+              <w:rPr>
+                <w:sz w:val="20"/>
+                <w:szCs w:val="20"/>
+              </w:rPr>
+              <w:t xml:space="preserve">3</w:t>
+            </w:r>
+          </w:p>
+        </w:tc>
+        <w:tc>
+          <w:tcPr>
+            <w:tcW w:w="1050" w:type="dxa"/>
+            <w:tcBorders>
+              <w:top w:val="single" w:sz="4" w:space="0" w:color="000000"/>
+              <w:left w:val="single" w:sz="4" w:space="0" w:color="000000"/>
+              <w:bottom w:val="single" w:sz="4" w:space="0" w:color="000000"/>
+              <w:right w:val="single" w:sz="4" w:space="0" w:color="000000"/>
+            </w:tcBorders>
+            <w:tcMar>
+              <w:top w:w="43" w:type="dxa"/>
+              <w:left w:w="43" w:type="dxa"/>
+              <w:bottom w:w="43" w:type="dxa"/>
+              <w:right w:w="43" w:type="dxa"/>
+            </w:tcMar>
+            <w:vAlign w:val="center"/>
+          </w:tcPr>
+          <w:p>
+            <w:pPr>
+              <w:keepNext/>
+              <w:spacing w:before="28" w:after="28" w:line="240" w:lineRule="auto"/>
+              <w:jc w:val="center"/>
+            </w:pPr>
+            <w:r>
+              <w:rPr>
+                <w:sz w:val="20"/>
+                <w:szCs w:val="20"/>
+              </w:rPr>
+              <w:t xml:space="preserve">5 ms</w:t>
+            </w:r>
+          </w:p>
+        </w:tc>
+        <w:tc>
+          <w:tcPr>
+            <w:tcW w:w="650" w:type="dxa"/>
+            <w:tcBorders>
+              <w:top w:val="single" w:sz="4" w:space="0" w:color="000000"/>
+              <w:left w:val="single" w:sz="4" w:space="0" w:color="000000"/>
+              <w:bottom w:val="single" w:sz="4" w:space="0" w:color="000000"/>
+              <w:right w:val="single" w:sz="4" w:space="0" w:color="000000"/>
+            </w:tcBorders>
+            <w:tcMar>
+              <w:top w:w="43" w:type="dxa"/>
+              <w:left w:w="43" w:type="dxa"/>
+              <w:bottom w:w="43" w:type="dxa"/>
+              <w:right w:w="43" w:type="dxa"/>
+            </w:tcMar>
+            <w:vAlign w:val="center"/>
+          </w:tcPr>
+          <w:p>
+            <w:pPr>
+              <w:keepNext/>
+              <w:spacing w:before="28" w:after="28" w:line="240" w:lineRule="auto"/>
+              <w:jc w:val="center"/>
+            </w:pPr>
+            <w:r>
+              <w:rPr>
+                <w:sz w:val="20"/>
+                <w:szCs w:val="20"/>
+              </w:rPr>
+              <w:t xml:space="preserve">0,2</w:t>
+            </w:r>
+          </w:p>
+        </w:tc>
+        <w:tc>
+          <w:tcPr>
+            <w:tcW w:w="950" w:type="dxa"/>
+            <w:tcBorders>
+              <w:top w:val="single" w:sz="4" w:space="0" w:color="000000"/>
+              <w:left w:val="single" w:sz="4" w:space="0" w:color="000000"/>
+              <w:bottom w:val="single" w:sz="4" w:space="0" w:color="000000"/>
+              <w:right w:val="single" w:sz="4" w:space="0" w:color="000000"/>
+            </w:tcBorders>
+            <w:tcMar>
+              <w:top w:w="43" w:type="dxa"/>
+              <w:left w:w="43" w:type="dxa"/>
+              <w:bottom w:w="43" w:type="dxa"/>
+              <w:right w:w="43" w:type="dxa"/>
+            </w:tcMar>
+            <w:vAlign w:val="center"/>
+          </w:tcPr>
+          <w:p>
+            <w:pPr>
+              <w:keepNext/>
+              <w:spacing w:before="28" w:after="28" w:line="240" w:lineRule="auto"/>
+              <w:jc w:val="center"/>
+            </w:pPr>
+            <w:r>
+              <w:rPr>
+                <w:sz w:val="20"/>
+                <w:szCs w:val="20"/>
+              </w:rPr>
+              <w:t xml:space="preserve">33 nF</w:t>
+            </w:r>
+          </w:p>
+        </w:tc>
+        <w:tc>
+          <w:tcPr>
+            <w:tcW w:w="1150" w:type="dxa"/>
+            <w:tcBorders>
+              <w:top w:val="single" w:sz="4" w:space="0" w:color="000000"/>
+              <w:left w:val="single" w:sz="4" w:space="0" w:color="000000"/>
+              <w:bottom w:val="single" w:sz="4" w:space="0" w:color="000000"/>
+              <w:right w:val="single" w:sz="4" w:space="0" w:color="000000"/>
+            </w:tcBorders>
+            <w:tcMar>
+              <w:top w:w="43" w:type="dxa"/>
+              <w:left w:w="43" w:type="dxa"/>
+              <w:bottom w:w="43" w:type="dxa"/>
+              <w:right w:w="43" w:type="dxa"/>
+            </w:tcMar>
+            <w:vAlign w:val="center"/>
+          </w:tcPr>
+          <w:p>
+            <w:pPr>
+              <w:keepNext/>
+              <w:spacing w:before="28" w:after="28" w:line="240" w:lineRule="auto"/>
+              <w:jc w:val="center"/>
+            </w:pPr>
+            <w:r>
+              <w:rPr>
+                <w:sz w:val="20"/>
+                <w:szCs w:val="20"/>
+              </w:rPr>
+              <w:t xml:space="preserve">333 rpm</w:t>
+            </w:r>
+          </w:p>
+        </w:tc>
+        <w:tc>
+          <w:tcPr>
+            <w:tcW w:w="1150" w:type="dxa"/>
+            <w:tcBorders>
+              <w:top w:val="single" w:sz="4" w:space="0" w:color="000000"/>
+              <w:left w:val="single" w:sz="4" w:space="0" w:color="000000"/>
+              <w:bottom w:val="single" w:sz="4" w:space="0" w:color="000000"/>
+              <w:right w:val="single" w:sz="4" w:space="0" w:color="000000"/>
+            </w:tcBorders>
+            <w:tcMar>
+              <w:top w:w="43" w:type="dxa"/>
+              <w:left w:w="43" w:type="dxa"/>
+              <w:bottom w:w="43" w:type="dxa"/>
+              <w:right w:w="43" w:type="dxa"/>
+            </w:tcMar>
+            <w:vAlign w:val="center"/>
+          </w:tcPr>
+          <w:p>
+            <w:pPr>
+              <w:keepNext/>
+              <w:spacing w:before="28" w:after="28" w:line="240" w:lineRule="auto"/>
+              <w:jc w:val="center"/>
+            </w:pPr>
+            <w:r>
+              <w:rPr>
+                <w:sz w:val="20"/>
+                <w:szCs w:val="20"/>
+              </w:rPr>
+              <w:t xml:space="preserve">−333 rpm</w:t>
+            </w:r>
+          </w:p>
+        </w:tc>
+        <w:tc>
+          <w:tcPr>
+            <w:tcW w:w="1200" w:type="dxa"/>
+            <w:tcBorders>
+              <w:top w:val="single" w:sz="4" w:space="0" w:color="000000"/>
+              <w:left w:val="single" w:sz="4" w:space="0" w:color="000000"/>
+              <w:bottom w:val="single" w:sz="4" w:space="0" w:color="000000"/>
+              <w:right w:val="single" w:sz="4" w:space="0" w:color="000000"/>
+            </w:tcBorders>
+            <w:tcMar>
+              <w:top w:w="43" w:type="dxa"/>
+              <w:left w:w="43" w:type="dxa"/>
+              <w:bottom w:w="43" w:type="dxa"/>
+              <w:right w:w="43" w:type="dxa"/>
+            </w:tcMar>
+            <w:vAlign w:val="center"/>
+          </w:tcPr>
+          <w:p>
+            <w:pPr>
+              <w:keepNext/>
+              <w:spacing w:before="28" w:after="28" w:line="240" w:lineRule="auto"/>
+              <w:jc w:val="center"/>
+            </w:pPr>
+            <w:r>
+              <w:rPr>
+                <w:sz w:val="20"/>
+                <w:szCs w:val="20"/>
+              </w:rPr>
+              <w:t xml:space="preserve">−0,060 N·m</w:t>
+            </w:r>
+          </w:p>
+        </w:tc>
+        <w:tc>
+          <w:tcPr>
+            <w:tcW w:w="1000" w:type="dxa"/>
+            <w:tcBorders>
+              <w:top w:val="single" w:sz="4" w:space="0" w:color="000000"/>
+              <w:left w:val="single" w:sz="4" w:space="0" w:color="000000"/>
+              <w:bottom w:val="single" w:sz="4" w:space="0" w:color="000000"/>
+              <w:right w:val="single" w:sz="4" w:space="0" w:color="000000"/>
+            </w:tcBorders>
+            <w:tcMar>
+              <w:top w:w="43" w:type="dxa"/>
+              <w:left w:w="43" w:type="dxa"/>
+              <w:bottom w:w="43" w:type="dxa"/>
+              <w:right w:w="43" w:type="dxa"/>
+            </w:tcMar>
+            <w:vAlign w:val="center"/>
+          </w:tcPr>
+          <w:p>
+            <w:pPr>
+              <w:keepNext/>
+              <w:spacing w:before="28" w:after="28" w:line="240" w:lineRule="auto"/>
+              <w:jc w:val="center"/>
+            </w:pPr>
+            <w:r>
+              <w:rPr>
+                <w:sz w:val="20"/>
+                <w:szCs w:val="20"/>
+              </w:rPr>
+              <w:t xml:space="preserve">5,3 A</w:t>
+            </w:r>
+          </w:p>
+        </w:tc>
+      </w:tr>
+      <w:tr>
+        <w:trPr>
+          <w:cantSplit/>
+          <w:jc w:val="center"/>
+        </w:trPr>
+        <w:tc>
+          <w:tcPr>
+            <w:tcW w:w="1080" w:type="dxa"/>
+            <w:tcBorders>
+              <w:top w:val="single" w:sz="4" w:space="0" w:color="000000"/>
+              <w:left w:val="single" w:sz="4" w:space="0" w:color="000000"/>
+              <w:bottom w:val="single" w:sz="4" w:space="0" w:color="000000"/>
+              <w:right w:val="single" w:sz="4" w:space="0" w:color="000000"/>
+            </w:tcBorders>
+            <w:tcMar>
+              <w:top w:w="43" w:type="dxa"/>
+              <w:left w:w="43" w:type="dxa"/>
+              <w:bottom w:w="43" w:type="dxa"/>
+              <w:right w:w="43" w:type="dxa"/>
+            </w:tcMar>
+            <w:vAlign w:val="center"/>
+          </w:tcPr>
+          <w:p>
+            <w:pPr>
+              <w:keepNext/>
+              <w:spacing w:before="28" w:after="28" w:line="240" w:lineRule="auto"/>
+              <w:jc w:val="center"/>
+            </w:pPr>
+            <w:r>
+              <w:rPr>
+                <w:sz w:val="20"/>
+                <w:szCs w:val="20"/>
+              </w:rPr>
+              <w:t xml:space="preserve">4</w:t>
+            </w:r>
+          </w:p>
+        </w:tc>
+        <w:tc>
+          <w:tcPr>
+            <w:tcW w:w="1050" w:type="dxa"/>
+            <w:tcBorders>
+              <w:top w:val="single" w:sz="4" w:space="0" w:color="000000"/>
+              <w:left w:val="single" w:sz="4" w:space="0" w:color="000000"/>
+              <w:bottom w:val="single" w:sz="4" w:space="0" w:color="000000"/>
+              <w:right w:val="single" w:sz="4" w:space="0" w:color="000000"/>
+            </w:tcBorders>
+            <w:tcMar>
+              <w:top w:w="43" w:type="dxa"/>
+              <w:left w:w="43" w:type="dxa"/>
+              <w:bottom w:w="43" w:type="dxa"/>
+              <w:right w:w="43" w:type="dxa"/>
+            </w:tcMar>
+            <w:vAlign w:val="center"/>
+          </w:tcPr>
+          <w:p>
+            <w:pPr>
+              <w:keepNext/>
+              <w:spacing w:before="28" w:after="28" w:line="240" w:lineRule="auto"/>
+              <w:jc w:val="center"/>
+            </w:pPr>
+            <w:r>
+              <w:rPr>
+                <w:sz w:val="20"/>
+                <w:szCs w:val="20"/>
+              </w:rPr>
+              <w:t xml:space="preserve">1,5 ms</w:t>
+            </w:r>
+          </w:p>
+        </w:tc>
+        <w:tc>
+          <w:tcPr>
+            <w:tcW w:w="650" w:type="dxa"/>
+            <w:tcBorders>
+              <w:top w:val="single" w:sz="4" w:space="0" w:color="000000"/>
+              <w:left w:val="single" w:sz="4" w:space="0" w:color="000000"/>
+              <w:bottom w:val="single" w:sz="4" w:space="0" w:color="000000"/>
+              <w:right w:val="single" w:sz="4" w:space="0" w:color="000000"/>
+            </w:tcBorders>
+            <w:tcMar>
+              <w:top w:w="43" w:type="dxa"/>
+              <w:left w:w="43" w:type="dxa"/>
+              <w:bottom w:w="43" w:type="dxa"/>
+              <w:right w:w="43" w:type="dxa"/>
+            </w:tcMar>
+            <w:vAlign w:val="center"/>
+          </w:tcPr>
+          <w:p>
+            <w:pPr>
+              <w:keepNext/>
+              <w:spacing w:before="28" w:after="28" w:line="240" w:lineRule="auto"/>
+              <w:jc w:val="center"/>
+            </w:pPr>
+            <w:r>
+              <w:rPr>
+                <w:sz w:val="20"/>
+                <w:szCs w:val="20"/>
+              </w:rPr>
+              <w:t xml:space="preserve">0,58</w:t>
+            </w:r>
+          </w:p>
+        </w:tc>
+        <w:tc>
+          <w:tcPr>
+            <w:tcW w:w="950" w:type="dxa"/>
+            <w:tcBorders>
+              <w:top w:val="single" w:sz="4" w:space="0" w:color="000000"/>
+              <w:left w:val="single" w:sz="4" w:space="0" w:color="000000"/>
+              <w:bottom w:val="single" w:sz="4" w:space="0" w:color="000000"/>
+              <w:right w:val="single" w:sz="4" w:space="0" w:color="000000"/>
+            </w:tcBorders>
+            <w:tcMar>
+              <w:top w:w="43" w:type="dxa"/>
+              <w:left w:w="43" w:type="dxa"/>
+              <w:bottom w:w="43" w:type="dxa"/>
+              <w:right w:w="43" w:type="dxa"/>
+            </w:tcMar>
+            <w:vAlign w:val="center"/>
+          </w:tcPr>
+          <w:p>
+            <w:pPr>
+              <w:keepNext/>
+              <w:spacing w:before="28" w:after="28" w:line="240" w:lineRule="auto"/>
+              <w:jc w:val="center"/>
+            </w:pPr>
+            <w:r>
+              <w:rPr>
+                <w:sz w:val="20"/>
+                <w:szCs w:val="20"/>
+              </w:rPr>
+              <w:t xml:space="preserve">150 nF</w:t>
+            </w:r>
+          </w:p>
+        </w:tc>
+        <w:tc>
+          <w:tcPr>
+            <w:tcW w:w="1150" w:type="dxa"/>
+            <w:tcBorders>
+              <w:top w:val="single" w:sz="4" w:space="0" w:color="000000"/>
+              <w:left w:val="single" w:sz="4" w:space="0" w:color="000000"/>
+              <w:bottom w:val="single" w:sz="4" w:space="0" w:color="000000"/>
+              <w:right w:val="single" w:sz="4" w:space="0" w:color="000000"/>
+            </w:tcBorders>
+            <w:tcMar>
+              <w:top w:w="43" w:type="dxa"/>
+              <w:left w:w="43" w:type="dxa"/>
+              <w:bottom w:w="43" w:type="dxa"/>
+              <w:right w:w="43" w:type="dxa"/>
+            </w:tcMar>
+            <w:vAlign w:val="center"/>
+          </w:tcPr>
+          <w:p>
+            <w:pPr>
+              <w:keepNext/>
+              <w:spacing w:before="28" w:after="28" w:line="240" w:lineRule="auto"/>
+              <w:jc w:val="center"/>
+            </w:pPr>
+            <w:r>
+              <w:rPr>
+                <w:sz w:val="20"/>
+                <w:szCs w:val="20"/>
+              </w:rPr>
+              <w:t xml:space="preserve">1111 rpm</w:t>
+            </w:r>
+          </w:p>
+        </w:tc>
+        <w:tc>
+          <w:tcPr>
+            <w:tcW w:w="1150" w:type="dxa"/>
+            <w:tcBorders>
+              <w:top w:val="single" w:sz="4" w:space="0" w:color="000000"/>
+              <w:left w:val="single" w:sz="4" w:space="0" w:color="000000"/>
+              <w:bottom w:val="single" w:sz="4" w:space="0" w:color="000000"/>
+              <w:right w:val="single" w:sz="4" w:space="0" w:color="000000"/>
+            </w:tcBorders>
+            <w:tcMar>
+              <w:top w:w="43" w:type="dxa"/>
+              <w:left w:w="43" w:type="dxa"/>
+              <w:bottom w:w="43" w:type="dxa"/>
+              <w:right w:w="43" w:type="dxa"/>
+            </w:tcMar>
+            <w:vAlign w:val="center"/>
+          </w:tcPr>
+          <w:p>
+            <w:pPr>
+              <w:keepNext/>
+              <w:spacing w:before="28" w:after="28" w:line="240" w:lineRule="auto"/>
+              <w:jc w:val="center"/>
+            </w:pPr>
+            <w:r>
+              <w:rPr>
+                <w:sz w:val="20"/>
+                <w:szCs w:val="20"/>
+              </w:rPr>
+              <w:t xml:space="preserve">−1111 rpm</w:t>
+            </w:r>
+          </w:p>
+        </w:tc>
+        <w:tc>
+          <w:tcPr>
+            <w:tcW w:w="1200" w:type="dxa"/>
+            <w:tcBorders>
+              <w:top w:val="single" w:sz="4" w:space="0" w:color="000000"/>
+              <w:left w:val="single" w:sz="4" w:space="0" w:color="000000"/>
+              <w:bottom w:val="single" w:sz="4" w:space="0" w:color="000000"/>
+              <w:right w:val="single" w:sz="4" w:space="0" w:color="000000"/>
+            </w:tcBorders>
+            <w:tcMar>
+              <w:top w:w="43" w:type="dxa"/>
+              <w:left w:w="43" w:type="dxa"/>
+              <w:bottom w:w="43" w:type="dxa"/>
+              <w:right w:w="43" w:type="dxa"/>
+            </w:tcMar>
+            <w:vAlign w:val="center"/>
+          </w:tcPr>
+          <w:p>
+            <w:pPr>
+              <w:keepNext/>
+              <w:spacing w:before="28" w:after="28" w:line="240" w:lineRule="auto"/>
+              <w:jc w:val="center"/>
+            </w:pPr>
+            <w:r>
+              <w:rPr>
+                <w:sz w:val="20"/>
+                <w:szCs w:val="20"/>
+              </w:rPr>
+              <w:t xml:space="preserve">−0,223 N·m</w:t>
+            </w:r>
+          </w:p>
+        </w:tc>
+        <w:tc>
+          <w:tcPr>
+            <w:tcW w:w="1000" w:type="dxa"/>
+            <w:tcBorders>
+              <w:top w:val="single" w:sz="4" w:space="0" w:color="000000"/>
+              <w:left w:val="single" w:sz="4" w:space="0" w:color="000000"/>
+              <w:bottom w:val="single" w:sz="4" w:space="0" w:color="000000"/>
+              <w:right w:val="single" w:sz="4" w:space="0" w:color="000000"/>
+            </w:tcBorders>
+            <w:tcMar>
+              <w:top w:w="43" w:type="dxa"/>
+              <w:left w:w="43" w:type="dxa"/>
+              <w:bottom w:w="43" w:type="dxa"/>
+              <w:right w:w="43" w:type="dxa"/>
+            </w:tcMar>
+            <w:vAlign w:val="center"/>
+          </w:tcPr>
+          <w:p>
+            <w:pPr>
+              <w:keepNext/>
+              <w:spacing w:before="28" w:after="28" w:line="240" w:lineRule="auto"/>
+              <w:jc w:val="center"/>
+            </w:pPr>
+            <w:r>
+              <w:rPr>
+                <w:sz w:val="20"/>
+                <w:szCs w:val="20"/>
+              </w:rPr>
+              <w:t xml:space="preserve">16,5 A</w:t>
+            </w:r>
+          </w:p>
+        </w:tc>
+      </w:tr>
+    </w:tbl>
+    <w:p>
+      <w:pPr>
+        <w:suppressAutoHyphens w:val="0"/>
+        <w:jc w:val="center"/>
+      </w:pPr>
+      <w:r>
+        <w:t xml:space="preserve">Taula 2- Paràmetres i resultats de les quatre simulacions en llaç obert</w:t>
+      </w:r>
+    </w:p>
+    <w:p>
+      <w:pPr>
+        <w:keepNext/>
+        <w:spacing w:after="0"/>
+        <w:jc w:val="center"/>
+      </w:pPr>
+      <w:r>
+        <w:rPr>
+          <w:noProof/>
+        </w:rPr>
+        <w:drawing>
+          <wp:inline distT="0" distB="0" distL="0" distR="0">
+            <wp:extent cx="2651760" cy="3366175"/>
+            <wp:effectExtent l="0" t="0" r="0" b="0"/>
+            <wp:docPr id="901" name="Imatge 901"/>
+            <wp:cNvGraphicFramePr>
+              <a:graphicFrameLocks xmlns:a="http://schemas.openxmlformats.org/drawingml/2006/main" noChangeAspect="1"/>
+            </wp:cNvGraphicFramePr>
+            <a:graphic xmlns:a="http://schemas.openxmlformats.org/drawingml/2006/main">
+              <a:graphicData uri="http://schemas.openxmlformats.org/drawingml/2006/picture">
+                <pic:pic xmlns:pic="http://schemas.openxmlformats.org/drawingml/2006/picture">
+                  <pic:nvPicPr>
+                    <pic:cNvPr id="901" name="image16.png"/>
+                    <pic:cNvPicPr/>
+                  </pic:nvPicPr>
+                  <pic:blipFill>
+                    <a:blip r:embed="rId100"/>
+                    <a:stretch>
+                      <a:fillRect/>
+                    </a:stretch>
+                  </pic:blipFill>
+                  <pic:spPr>
+                    <a:xfrm>
+                      <a:off x="0" y="0"/>
+                      <a:ext cx="2651760" cy="3366175"/>
+                    </a:xfrm>
+                    <a:prstGeom prst="rect">
+                      <a:avLst/>
+                    </a:prstGeom>
+                  </pic:spPr>
+                </pic:pic>
+              </a:graphicData>
+            </a:graphic>
+          </wp:inline>
+        </w:drawing>
+      </w:r>
+      <w:r>
+        <w:t xml:space="preserve"> </w:t>
+      </w:r>
+      <w:r>
+        <w:rPr>
+          <w:noProof/>
+        </w:rPr>
+        <w:drawing>
+          <wp:inline distT="0" distB="0" distL="0" distR="0">
+            <wp:extent cx="2651760" cy="3366175"/>
+            <wp:effectExtent l="0" t="0" r="0" b="0"/>
+            <wp:docPr id="902" name="Imatge 902"/>
+            <wp:cNvGraphicFramePr>
+              <a:graphicFrameLocks xmlns:a="http://schemas.openxmlformats.org/drawingml/2006/main" noChangeAspect="1"/>
+            </wp:cNvGraphicFramePr>
+            <a:graphic xmlns:a="http://schemas.openxmlformats.org/drawingml/2006/main">
+              <a:graphicData uri="http://schemas.openxmlformats.org/drawingml/2006/picture">
+                <pic:pic xmlns:pic="http://schemas.openxmlformats.org/drawingml/2006/picture">
+                  <pic:nvPicPr>
+                    <pic:cNvPr id="902" name="image17.png"/>
+                    <pic:cNvPicPr/>
+                  </pic:nvPicPr>
+                  <pic:blipFill>
+                    <a:blip r:embed="rId101"/>
+                    <a:stretch>
+                      <a:fillRect/>
+                    </a:stretch>
+                  </pic:blipFill>
+                  <pic:spPr>
+                    <a:xfrm>
+                      <a:off x="0" y="0"/>
+                      <a:ext cx="2651760" cy="3366175"/>
+                    </a:xfrm>
+                    <a:prstGeom prst="rect">
+                      <a:avLst/>
+                    </a:prstGeom>
+                  </pic:spPr>
+                </pic:pic>
+              </a:graphicData>
+            </a:graphic>
+          </wp:inline>
+        </w:drawing>
+      </w:r>
+    </w:p>
+    <w:p>
+      <w:pPr>
+        <w:suppressAutoHyphens w:val="0"/>
+        <w:jc w:val="center"/>
+      </w:pPr>
+      <w:r>
+        <w:t xml:space="preserve">Figura 11 i 12- Simulació 2 (1,2 ms, duty 0,2) – Simulació 3 (5 ms, duty 0,2): BEMF real i recuperada, fase A, angle i velocitat</w:t>
+      </w:r>
+    </w:p>
+    <w:p>
+      <w:pPr>
+        <w:jc w:val="both"/>
+      </w:pPr>
+      <w:r>
+        <w:t xml:space="preserve">Les simulacions 2 i 3 mostren l'efecte d'un duty baix. Amb duty 0,2 i fases de 1,2 ms (Figura 11) el motor no té prou parell per seguir la seqüència i queda bloquejat (stall): l'angle pràcticament no avança i la velocitat oscil·la entre −459 i +437 rpm. Amb el mateix duty però fases de 5 ms (Figura 12) el motor sí que segueix la seqüència, a 333 rpm. Per tant, amb poca tensió el motor pot girar si la seqüència és prou lenta, i per això l'arrencada es fa amb una durada de fase llarga que es va reduint.</w:t>
+      </w:r>
+    </w:p>
+    <w:p>
+      <w:pPr>
+        <w:keepNext/>
+        <w:spacing w:after="0"/>
+        <w:jc w:val="center"/>
+      </w:pPr>
+      <w:r>
+        <w:rPr>
+          <w:noProof/>
+        </w:rPr>
+        <w:drawing>
+          <wp:inline distT="0" distB="0" distL="0" distR="0">
+            <wp:extent cx="2651760" cy="3366175"/>
+            <wp:effectExtent l="0" t="0" r="0" b="0"/>
+            <wp:docPr id="903" name="Imatge 903"/>
+            <wp:cNvGraphicFramePr>
+              <a:graphicFrameLocks xmlns:a="http://schemas.openxmlformats.org/drawingml/2006/main" noChangeAspect="1"/>
+            </wp:cNvGraphicFramePr>
+            <a:graphic xmlns:a="http://schemas.openxmlformats.org/drawingml/2006/main">
+              <a:graphicData uri="http://schemas.openxmlformats.org/drawingml/2006/picture">
+                <pic:pic xmlns:pic="http://schemas.openxmlformats.org/drawingml/2006/picture">
+                  <pic:nvPicPr>
+                    <pic:cNvPr id="903" name="image18.png"/>
+                    <pic:cNvPicPr/>
+                  </pic:nvPicPr>
+                  <pic:blipFill>
+                    <a:blip r:embed="rId102"/>
+                    <a:stretch>
+                      <a:fillRect/>
+                    </a:stretch>
+                  </pic:blipFill>
+                  <pic:spPr>
+                    <a:xfrm>
+                      <a:off x="0" y="0"/>
+                      <a:ext cx="2651760" cy="3366175"/>
+                    </a:xfrm>
+                    <a:prstGeom prst="rect">
+                      <a:avLst/>
+                    </a:prstGeom>
+                  </pic:spPr>
+                </pic:pic>
+              </a:graphicData>
+            </a:graphic>
+          </wp:inline>
+        </w:drawing>
+      </w:r>
+      <w:r>
+        <w:t xml:space="preserve"> </w:t>
+      </w:r>
+      <w:r>
+        <w:rPr>
+          <w:noProof/>
+        </w:rPr>
+        <w:drawing>
+          <wp:inline distT="0" distB="0" distL="0" distR="0">
+            <wp:extent cx="2651760" cy="3366175"/>
+            <wp:effectExtent l="0" t="0" r="0" b="0"/>
+            <wp:docPr id="904" name="Imatge 904"/>
+            <wp:cNvGraphicFramePr>
+              <a:graphicFrameLocks xmlns:a="http://schemas.openxmlformats.org/drawingml/2006/main" noChangeAspect="1"/>
+            </wp:cNvGraphicFramePr>
+            <a:graphic xmlns:a="http://schemas.openxmlformats.org/drawingml/2006/main">
+              <a:graphicData uri="http://schemas.openxmlformats.org/drawingml/2006/picture">
+                <pic:pic xmlns:pic="http://schemas.openxmlformats.org/drawingml/2006/picture">
+                  <pic:nvPicPr>
+                    <pic:cNvPr id="904" name="image19.png"/>
+                    <pic:cNvPicPr/>
+                  </pic:nvPicPr>
+                  <pic:blipFill>
+                    <a:blip r:embed="rId103"/>
+                    <a:stretch>
+                      <a:fillRect/>
+                    </a:stretch>
+                  </pic:blipFill>
+                  <pic:spPr>
+                    <a:xfrm>
+                      <a:off x="0" y="0"/>
+                      <a:ext cx="2651760" cy="3366175"/>
+                    </a:xfrm>
+                    <a:prstGeom prst="rect">
+                      <a:avLst/>
+                    </a:prstGeom>
+                  </pic:spPr>
+                </pic:pic>
+              </a:graphicData>
+            </a:graphic>
+          </wp:inline>
+        </w:drawing>
+      </w:r>
+    </w:p>
+    <w:p>
+      <w:pPr>
+        <w:suppressAutoHyphens w:val="0"/>
+        <w:jc w:val="center"/>
+      </w:pPr>
+      <w:r>
+        <w:t xml:space="preserve">Figura 13 i 14- Simulació 1 (1,2 ms, duty 0,6, C</w:t>
+      </w:r>
+      <w:r>
+        <w:rPr>
+          <w:vertAlign w:val="subscript"/>
+        </w:rPr>
+        <w:t xml:space="preserve">bypass</w:t>
+      </w:r>
+      <w:r>
+        <w:t xml:space="preserve"> = 33 nF) – Simulació 4 (1,5 ms, duty 0,58, C</w:t>
+      </w:r>
+      <w:r>
+        <w:rPr>
+          <w:vertAlign w:val="subscript"/>
+        </w:rPr>
+        <w:t xml:space="preserve">bypass</w:t>
+      </w:r>
+      <w:r>
+        <w:t xml:space="preserve"> = 150 nF): BEMF real i recuperada, fase A, angle i velocitat</w:t>
+      </w:r>
+    </w:p>
+    <w:p>
+      <w:pPr>
+        <w:jc w:val="both"/>
+      </w:pPr>
+      <w:r>
+        <w:t xml:space="preserve">A la simulació 1 (Figura 13) es comprova que una rotació completa del rotor són 6 períodes elèctrics de la fase A. Tot i que la BEMF del model és sinusoidal amb l'angle, en llaç obert pren una forma trapezoidal, perquè la seva amplitud K</w:t>
+      </w:r>
+      <w:r>
+        <w:rPr>
+          <w:vertAlign w:val="subscript"/>
+        </w:rPr>
+        <w:t xml:space="preserve">T</w:t>
+      </w:r>
+      <w:r>
+        <w:t xml:space="preserve">·ω segueix l'oscil·lació de la velocitat a cada canvi d'estat, la mateixa vibració que es veu al parell de la Figura 9. La BEMF recuperada està pràcticament en fase amb la real: el comparador canvia d'estat 0,27 ms després del pas per zero real (13º elèctrics).</w:t>
+      </w:r>
+    </w:p>
+    <w:p>
+      <w:pPr>
+        <w:jc w:val="both"/>
+      </w:pPr>
+      <w:r>
+        <w:t xml:space="preserve">A la simulació 4 (Figura 14) augmentem C</w:t>
+      </w:r>
+      <w:r>
+        <w:rPr>
+          <w:vertAlign w:val="subscript"/>
+        </w:rPr>
+        <w:t xml:space="preserve">bypass</w:t>
+      </w:r>
+      <w:r>
+        <w:t xml:space="preserve"> a 150 nF. El motor gira a 1111 rpm, però la BEMF recuperada queda clarament endarrerida: el comparador canvia 1,6 ms després del pas per zero real (64º elèctrics). Uns 0,96 ms d'aquest retard els introdueix el filtre RC, ja que la constant de temps passa a ser de 1,3 ms, i la resta es deu a que el pas per zero real cau quan la fase A encara està connectada pel driver. Si el retard s'acostés als 90º el motor perdria el pas, i per això C</w:t>
+      </w:r>
+      <w:r>
+        <w:rPr>
+          <w:vertAlign w:val="subscript"/>
+        </w:rPr>
+        <w:t xml:space="preserve">bypass</w:t>
+      </w:r>
+      <w:r>
+        <w:t xml:space="preserve"> no pot ser gaire gran (apartat 2.3).</w:t>
+      </w:r>
+    </w:p>
+    <w:p>
+      <w:pPr>
+        <w:jc w:val="both"/>
+      </w:pPr>
     </w:p>
     <w:p>
       <w:pPr>
@@ -4690,7 +5644,7 @@
         <w:jc w:val="center"/>
       </w:pPr>
       <w:r>
-        <w:t>Figura 11- Esquemàtic que afegim al model open loop per extreure la BEMF</w:t>
+        <w:t>Figura 15- Esquemàtic que afegim al model open loop per extreure la BEMF</w:t>
       </w:r>
     </w:p>
     <w:p>
@@ -4698,7 +5652,7 @@
         <w:jc w:val="both"/>
       </w:pPr>
       <w:r>
-        <w:t>Per poder controlar el motor en llaç tancat necessitem conèixer la posició del rotor. Com que no disposem de sensors hall, la deduïm del pas per zero de la BEMF de la fase flotant. Per mesurar-la necessitem la tensió de cada fase, a la qual tenim accés directe, i la del node neutre, que queda dins del motor. Per això el bloc d'extracció BEMF de la Figura 2 crea un neutre virtual amb una estrella de tres resistències iguals, ja que V</w:t>
+        <w:t>Per poder controlar el motor en llaç tancat necessitem conèixer la posició del rotor. Com que no disposem de sensors hall, la deduïm del pas per zero de la BEMF de la fase flotant. Per mesurar-la necessitem la tensió de cada fase, a la qual tenim accés directe, i la del node neutre, que queda dins del motor. Per això el bloc d'extracció BEMF de la Figura 15 crea un neutre virtual amb una estrella de tres resistències iguals, ja que V</w:t>
       </w:r>
       <w:r>
         <w:rPr>
@@ -4734,15 +5688,7 @@
         <w:t>C</w:t>
       </w:r>
       <w:r>
-        <w:t xml:space="preserve">) / 3. A la Figura 11 podem veure que el neutre virtual és pràcticament idèntic al real, amb una diferència de valor mitjà de només 23 </w:t>
-      </w:r>
-      <w:proofErr w:type="spellStart"/>
-      <w:r>
-        <w:t>mV</w:t>
-      </w:r>
-      <w:proofErr w:type="spellEnd"/>
-      <w:r>
-        <w:t>.</w:t>
+        <w:t xml:space="preserve">) / 3. A la Figura 16 podem veure que el neutre virtual és pràcticament idèntic al real, amb una diferència de valor mitjà de només 23 mV.</w:t>
       </w:r>
     </w:p>
     <w:p>
@@ -4750,23 +5696,7 @@
         <w:jc w:val="both"/>
       </w:pPr>
       <w:r>
-        <w:t xml:space="preserve">Després, un divisor de tensió (33 </w:t>
-      </w:r>
-      <w:proofErr w:type="spellStart"/>
-      <w:r>
-        <w:t>kΩ</w:t>
-      </w:r>
-      <w:proofErr w:type="spellEnd"/>
-      <w:r>
-        <w:t xml:space="preserve"> i 12 </w:t>
-      </w:r>
-      <w:proofErr w:type="spellStart"/>
-      <w:r>
-        <w:t>kΩ</w:t>
-      </w:r>
-      <w:proofErr w:type="spellEnd"/>
-      <w:r>
-        <w:t>) adequa les senyals de fase i de neutre per sota dels 3,3 V que accepta el microcontrolador, i una capacitat de bypass en paral·lel forma un filtre RC de primer ordre que elimina el soroll del PWM. A la Figura 12 comparem la BEMF real amb la recuperada: la senyal filtrada manté la forma i els passos per zero de l'original, amb una amplitud de ±0,86 V.</w:t>
+        <w:t xml:space="preserve">Després, un divisor de tensió (33 kΩ i 12 kΩ) adequa les senyals de fase i de neutre per sota dels 3,3 V que accepta el microcontrolador, i una capacitat de bypass en paral·lel forma un filtre RC de primer ordre que elimina el soroll del PWM. A la Figura 17 comparem la BEMF real amb la recuperada: la senyal filtrada manté la forma i els passos per zero de l'original, amb una amplitud de ±0,86 V.</w:t>
       </w:r>
     </w:p>
     <w:p>
@@ -4872,35 +5802,7 @@
         <w:jc w:val="center"/>
       </w:pPr>
       <w:r>
-        <w:t>Figura 1</w:t>
-      </w:r>
-      <w:r>
-        <w:t>2</w:t>
-      </w:r>
-      <w:r>
-        <w:t xml:space="preserve"> i 1</w:t>
-      </w:r>
-      <w:r>
-        <w:t>3</w:t>
-      </w:r>
-      <w:r>
-        <w:t xml:space="preserve">- Neutre real (superior) </w:t>
-      </w:r>
-      <w:proofErr w:type="spellStart"/>
-      <w:r>
-        <w:t>vs</w:t>
-      </w:r>
-      <w:proofErr w:type="spellEnd"/>
-      <w:r>
-        <w:t xml:space="preserve"> neutre virtual (inferior) – BEMF_A real (superior) </w:t>
-      </w:r>
-      <w:proofErr w:type="spellStart"/>
-      <w:r>
-        <w:t>vs</w:t>
-      </w:r>
-      <w:proofErr w:type="spellEnd"/>
-      <w:r>
-        <w:t xml:space="preserve"> BEMF_A filtrada (inferior)</w:t>
+        <w:t xml:space="preserve">Figura 16 i 17- Neutre real (superior) vs neutre virtual (inferior) – BEMF_A real (superior) vs BEMF_A filtrada (inferior)</w:t>
       </w:r>
     </w:p>
     <w:p>
@@ -4959,13 +5861,7 @@
         <w:jc w:val="center"/>
       </w:pPr>
       <w:r>
-        <w:t>Figura 1</w:t>
-      </w:r>
-      <w:r>
-        <w:t>4</w:t>
-      </w:r>
-      <w:r>
-        <w:t>- BEMF_B real (superior), BEMF_B filtrada (intermedi) i sortida del comparador B (inferior)</w:t>
+        <w:t>Figura 18- BEMF_B real (superior), BEMF_B filtrada (intermedi) i sortida del comparador B (inferior)</w:t>
       </w:r>
     </w:p>
     <w:p>
@@ -4973,41 +5869,7 @@
         <w:jc w:val="both"/>
       </w:pPr>
       <w:r>
-        <w:t>Finalment, el comparador dona un 1 quan la BEMF filtrada és positiva i un 0 quan és negativa (Figura 1</w:t>
-      </w:r>
-      <w:r>
-        <w:t>4</w:t>
-      </w:r>
-      <w:r>
-        <w:t xml:space="preserve">), i cada flanc marca el pas per zero que farà servir el microcontrolador per fer el següent canvi d'estat. El filtre introdueix un retard respecte al pas per zero real que depèn de la capacitat de bypass. Amb un anàlisi paramètric entre 1 i 150 </w:t>
-      </w:r>
-      <w:proofErr w:type="spellStart"/>
-      <w:r>
-        <w:t>nF</w:t>
-      </w:r>
-      <w:proofErr w:type="spellEnd"/>
-      <w:r>
-        <w:t xml:space="preserve"> hem vist que amb valors petits el PWM no queda filtrat i el comparador rebota, mentre que amb valors grans el retard creix fins a gairebé 39º elèctrics amb 150 </w:t>
-      </w:r>
-      <w:proofErr w:type="spellStart"/>
-      <w:r>
-        <w:t>nF</w:t>
-      </w:r>
-      <w:proofErr w:type="spellEnd"/>
-      <w:r>
-        <w:t xml:space="preserve">. Amb els 33 </w:t>
-      </w:r>
-      <w:proofErr w:type="spellStart"/>
-      <w:r>
-        <w:t>nF</w:t>
-      </w:r>
-      <w:proofErr w:type="spellEnd"/>
-      <w:r>
-        <w:t xml:space="preserve"> de la simulació el retard és d'uns 14º, i escollim </w:t>
-      </w:r>
-      <w:proofErr w:type="spellStart"/>
-      <w:r>
-        <w:t>C</w:t>
+        <w:t xml:space="preserve">Finalment, el comparador dona un 1 quan la BEMF filtrada és positiva i un 0 quan és negativa (Figura 18), i cada flanc marca el pas per zero que farà servir el microcontrolador per fer el següent canvi d'estat. El filtre introdueix un retard respecte al pas per zero real que depèn de la capacitat de bypass. Amb un anàlisi paramètric entre 1 i 150 nF hem vist que amb valors petits el PWM no queda filtrat i el comparador rebota, mentre que amb valors grans el retard creix fins a gairebé 39º elèctrics amb 150 nF. Amb els 33 nF de la simulació el retard és d'uns 13º, i escollim C</w:t>
       </w:r>
       <w:r>
         <w:rPr>
@@ -5015,192 +5877,17 @@
         </w:rPr>
         <w:t>bypass</w:t>
       </w:r>
-      <w:proofErr w:type="spellEnd"/>
-      <w:r>
-        <w:t xml:space="preserve"> = 22 </w:t>
-      </w:r>
-      <w:proofErr w:type="spellStart"/>
-      <w:r>
-        <w:t>nF</w:t>
-      </w:r>
-      <w:proofErr w:type="spellEnd"/>
-      <w:r>
-        <w:t>, que el redueix a uns 9º sense deixar passar el soroll del PWM.</w:t>
+      <w:r>
+        <w:t xml:space="preserve"> = 22 nF, que el redueix a uns 9º sense deixar passar el soroll del PWM.</w:t>
       </w:r>
     </w:p>
     <w:p>
       <w:pPr>
         <w:pStyle w:val="Ttol1"/>
       </w:pPr>
-      <w:bookmarkStart w:id="6" w:name="_Toc241593663"/>
-      <w:r>
-        <w:lastRenderedPageBreak/>
-        <w:t>3. Conclusions</w:t>
-      </w:r>
-      <w:bookmarkEnd w:id="6"/>
-    </w:p>
-    <w:p>
-      <w:pPr>
-        <w:jc w:val="both"/>
-      </w:pPr>
-      <w:r>
-        <w:t>Després de realitzar aquest informe podem concloure:</w:t>
-      </w:r>
-    </w:p>
-    <w:p>
-      <w:pPr>
-        <w:jc w:val="both"/>
-        <w:rPr>
-          <w:u w:val="single"/>
-        </w:rPr>
-      </w:pPr>
-      <w:r>
-        <w:t>Sobre</w:t>
-      </w:r>
-      <w:r>
-        <w:t xml:space="preserve"> la simulació del motor:</w:t>
-      </w:r>
-    </w:p>
-    <w:p>
-      <w:pPr>
-        <w:jc w:val="both"/>
-      </w:pPr>
-      <w:r>
-        <w:t>L'ús d'un inversor de tres semi ponts requereix la implementació obligatòria de temps morts de commutació per prevenir curtcircuits (</w:t>
-      </w:r>
-      <w:proofErr w:type="spellStart"/>
-      <w:r>
-        <w:t>shoot-through</w:t>
-      </w:r>
-      <w:proofErr w:type="spellEnd"/>
-      <w:r>
-        <w:t>) entre alimentació i massa.</w:t>
-      </w:r>
-    </w:p>
-    <w:p>
-      <w:pPr>
-        <w:jc w:val="both"/>
-      </w:pPr>
-      <w:r>
-        <w:t>La conversió entre el domini elèctric i el mecànic permet obtenir el parell motor instantani a partir de la igualtat de potències i la velocitat angular.</w:t>
-      </w:r>
-    </w:p>
-    <w:p>
-      <w:pPr>
-        <w:jc w:val="both"/>
-      </w:pPr>
-      <w:r>
-        <w:t>De la simulació en llaç obert:</w:t>
-      </w:r>
-    </w:p>
-    <w:p>
-      <w:pPr>
-        <w:jc w:val="both"/>
-      </w:pPr>
-      <w:r>
-        <w:t xml:space="preserve">El funcionament en llaç obert requereix un </w:t>
-      </w:r>
-      <w:r>
-        <w:t xml:space="preserve">duty cicle </w:t>
-      </w:r>
-      <w:r>
-        <w:t>d'almenys el 60% per vèncer el parell de càrrega i evitar que el motor es quedi aturat.</w:t>
-      </w:r>
-      <w:r>
-        <w:t xml:space="preserve"> Mentre que l</w:t>
-      </w:r>
-      <w:r>
-        <w:t xml:space="preserve">a tensió mantinguda al condensador de </w:t>
-      </w:r>
-      <w:r>
-        <w:rPr>
-          <w:i/>
-          <w:iCs/>
-        </w:rPr>
-        <w:t>bootstrap</w:t>
-      </w:r>
-      <w:r>
-        <w:t xml:space="preserve"> </w:t>
-      </w:r>
-      <w:r>
-        <w:t>d’</w:t>
-      </w:r>
-      <w:r>
-        <w:t>entre 9,7 V i 10,5 V garanteix una commutació estable de la branca superior durant tot el cicle.</w:t>
-      </w:r>
-    </w:p>
-    <w:p>
-      <w:pPr>
-        <w:jc w:val="both"/>
-        <w:rPr>
-          <w:b/>
-          <w:bCs/>
-        </w:rPr>
-      </w:pPr>
-      <w:r>
-        <w:t>Finalment respecte la detecció BEMF:</w:t>
-      </w:r>
-    </w:p>
-    <w:p>
-      <w:pPr>
-        <w:jc w:val="both"/>
-      </w:pPr>
-      <w:r>
-        <w:t xml:space="preserve">La creació d'un node neutre virtual mitjançant un acoblament en estrella de tres resistències reprodueix el neutre real del motor amb una diferència de valor mitjà de només 23 </w:t>
-      </w:r>
-      <w:proofErr w:type="spellStart"/>
-      <w:r>
-        <w:t>mV</w:t>
-      </w:r>
-      <w:proofErr w:type="spellEnd"/>
-      <w:r>
-        <w:t>.</w:t>
-      </w:r>
-      <w:r>
-        <w:t xml:space="preserve"> A la vegada que l</w:t>
-      </w:r>
-      <w:r>
-        <w:t xml:space="preserve">'elecció d'una capacitat de </w:t>
-      </w:r>
-      <w:r>
-        <w:rPr>
-          <w:i/>
-          <w:iCs/>
-        </w:rPr>
-        <w:t>bypass</w:t>
-      </w:r>
-      <w:r>
-        <w:t xml:space="preserve"> de 22 </w:t>
-      </w:r>
-      <w:proofErr w:type="spellStart"/>
-      <w:r>
-        <w:t>nF</w:t>
-      </w:r>
-      <w:proofErr w:type="spellEnd"/>
-      <w:r>
-        <w:t xml:space="preserve"> al filtre RC aten</w:t>
-      </w:r>
-      <w:r>
-        <w:t>u</w:t>
-      </w:r>
-      <w:r>
-        <w:t>a adequadament el soroll del PWM i redueix el retard de la senyal de BEMF a només 9</w:t>
-      </w:r>
-      <w:r>
-        <w:t xml:space="preserve"> cicles</w:t>
-      </w:r>
-      <w:r>
-        <w:t xml:space="preserve"> elèctrics.</w:t>
-      </w:r>
-    </w:p>
-    <w:p/>
-    <w:p>
-      <w:pPr>
-        <w:pStyle w:val="Ttol1"/>
-      </w:pPr>
       <w:bookmarkStart w:id="7" w:name="_Toc241593664"/>
       <w:r>
-        <w:t>4. Bibliografia</w:t>
+        <w:t>3. Bibliografia</w:t>
       </w:r>
       <w:bookmarkEnd w:id="7"/>
     </w:p>
@@ -5230,7 +5917,106 @@
           <w:noProof/>
           <w:lang w:val="es-ES"/>
         </w:rPr>
+        <w:t xml:space="preserve">Akin, B., &amp; Bhardwaj, M. (2015). </w:t>
+      </w:r>
+      <w:r>
+        <w:rPr>
+          <w:i/>
+          <w:iCs/>
+          <w:noProof/>
+          <w:lang w:val="es-ES"/>
+        </w:rPr>
+        <w:t>Sensorless Trapezoidal Control of BLDC Motors (SPRABQ7A)</w:t>
+      </w:r>
+      <w:r>
+        <w:rPr>
+          <w:noProof/>
+          <w:lang w:val="es-ES"/>
+        </w:rPr>
+        <w:t xml:space="preserve">. Obtenido de Texas Instruments: https://www.ti.com/lit/an/sprabq7a/sprabq7a.pdf</w:t>
+      </w:r>
+    </w:p>
+    <w:p>
+      <w:pPr>
+        <w:pStyle w:val="Bibliografia"/>
+        <w:ind w:left="720" w:hanging="720"/>
+        <w:rPr>
+          <w:noProof/>
+          <w:lang w:val="es-ES"/>
+        </w:rPr>
+      </w:pPr>
+      <w:r>
+        <w:rPr>
+          <w:noProof/>
+          <w:lang w:val="es-ES"/>
+        </w:rPr>
         <w:t>Alonso, M. (Abril de 2022). Obtenido de Youtube: https://www.youtube.com/watch?v=UDR9EBPJxGg</w:t>
+      </w:r>
+    </w:p>
+    <w:p>
+      <w:pPr>
+        <w:pStyle w:val="Bibliografia"/>
+        <w:ind w:left="720" w:hanging="720"/>
+        <w:rPr>
+          <w:noProof/>
+          <w:lang w:val="es-ES"/>
+        </w:rPr>
+      </w:pPr>
+      <w:r>
+        <w:rPr>
+          <w:noProof/>
+          <w:lang w:val="es-ES"/>
+        </w:rPr>
+        <w:t xml:space="preserve">Analog Devices. (s.f.). </w:t>
+      </w:r>
+      <w:r>
+        <w:rPr>
+          <w:i/>
+          <w:iCs/>
+          <w:noProof/>
+          <w:lang w:val="es-ES"/>
+        </w:rPr>
+        <w:t>LTspice</w:t>
+      </w:r>
+      <w:r>
+        <w:rPr>
+          <w:noProof/>
+          <w:lang w:val="es-ES"/>
+        </w:rPr>
+        <w:t xml:space="preserve">. Obtenido de https://www.analog.com/en/resources/design-tools-and-calculators/ltspice-simulator.html</w:t>
+      </w:r>
+    </w:p>
+    <w:p>
+      <w:pPr>
+        <w:pStyle w:val="Bibliografia"/>
+        <w:ind w:left="720" w:hanging="720"/>
+        <w:rPr>
+          <w:noProof/>
+          <w:lang w:val="es-ES"/>
+        </w:rPr>
+      </w:pPr>
+      <w:r>
+        <w:rPr>
+          <w:noProof/>
+          <w:lang w:val="es-ES"/>
+        </w:rPr>
+        <w:t xml:space="preserve">Departament d'Enginyeria Electrònica i Biomèdica. (s.f.). </w:t>
+      </w:r>
+      <w:r>
+        <w:rPr>
+          <w:i/>
+          <w:iCs/>
+          <w:noProof/>
+          <w:lang w:val="es-ES"/>
+        </w:rPr>
+        <w:t>Modelat d'un motor BLDC</w:t>
+      </w:r>
+      <w:r>
+        <w:rPr>
+          <w:noProof/>
+          <w:lang w:val="es-ES"/>
+        </w:rPr>
+        <w:t xml:space="preserve">. Laboratori de Sistemes Electrònics I, Universitat de Barcelona.</w:t>
       </w:r>
     </w:p>
     <w:p>
@@ -5280,6 +6066,39 @@
           <w:noProof/>
           <w:lang w:val="es-ES"/>
         </w:rPr>
+        <w:t xml:space="preserve">Gómez Cama, J. M., &amp; Sieiro, J. (s.f.). </w:t>
+      </w:r>
+      <w:r>
+        <w:rPr>
+          <w:i/>
+          <w:iCs/>
+          <w:noProof/>
+          <w:lang w:val="es-ES"/>
+        </w:rPr>
+        <w:t>Control de velocitat electrònic sense sensors per a motors BLDC</w:t>
+      </w:r>
+      <w:r>
+        <w:rPr>
+          <w:noProof/>
+          <w:lang w:val="es-ES"/>
+        </w:rPr>
+        <w:t xml:space="preserve">. Laboratori de Sistemes Electrònics I, Universitat de Barcelona.</w:t>
+      </w:r>
+    </w:p>
+    <w:p>
+      <w:pPr>
+        <w:pStyle w:val="Bibliografia"/>
+        <w:ind w:left="720" w:hanging="720"/>
+        <w:rPr>
+          <w:noProof/>
+          <w:lang w:val="es-ES"/>
+        </w:rPr>
+      </w:pPr>
+      <w:r>
+        <w:rPr>
+          <w:noProof/>
+          <w:lang w:val="es-ES"/>
+        </w:rPr>
         <w:t xml:space="preserve">IC-Online. (10 de Agost de 2026). </w:t>
       </w:r>
       <w:r>
@@ -5297,6 +6116,237 @@
           <w:lang w:val="es-ES"/>
         </w:rPr>
         <w:t>. Obtenido de https://www.ic-online.com/blog/post/brush-motor-vs-brushless-motor-trade-offs-guide</w:t>
+      </w:r>
+    </w:p>
+    <w:p>
+      <w:pPr>
+        <w:pStyle w:val="Bibliografia"/>
+        <w:ind w:left="720" w:hanging="720"/>
+        <w:rPr>
+          <w:noProof/>
+          <w:lang w:val="es-ES"/>
+        </w:rPr>
+      </w:pPr>
+      <w:r>
+        <w:rPr>
+          <w:noProof/>
+          <w:lang w:val="es-ES"/>
+        </w:rPr>
+        <w:t xml:space="preserve">Infineon Technologies. (s.f.). </w:t>
+      </w:r>
+      <w:r>
+        <w:rPr>
+          <w:i/>
+          <w:iCs/>
+          <w:noProof/>
+          <w:lang w:val="es-ES"/>
+        </w:rPr>
+        <w:t>IRFHM830D - N-channel MOSFET</w:t>
+      </w:r>
+      <w:r>
+        <w:rPr>
+          <w:noProof/>
+          <w:lang w:val="es-ES"/>
+        </w:rPr>
+        <w:t xml:space="preserve">. Obtenido de https://www.infineon.com/part/IRFHM830D</w:t>
+      </w:r>
+    </w:p>
+    <w:p>
+      <w:pPr>
+        <w:pStyle w:val="Bibliografia"/>
+        <w:ind w:left="720" w:hanging="720"/>
+        <w:rPr>
+          <w:noProof/>
+          <w:lang w:val="es-ES"/>
+        </w:rPr>
+      </w:pPr>
+      <w:r>
+        <w:rPr>
+          <w:noProof/>
+          <w:lang w:val="es-ES"/>
+        </w:rPr>
+        <w:t xml:space="preserve">Linear Technology. (2008). </w:t>
+      </w:r>
+      <w:r>
+        <w:rPr>
+          <w:i/>
+          <w:iCs/>
+          <w:noProof/>
+          <w:lang w:val="es-ES"/>
+        </w:rPr>
+        <w:t>LTC4446: High Voltage High Side/Low Side N-Channel MOSFET Driver</w:t>
+      </w:r>
+      <w:r>
+        <w:rPr>
+          <w:noProof/>
+          <w:lang w:val="es-ES"/>
+        </w:rPr>
+        <w:t xml:space="preserve">. Obtenido de Analog Devices: https://www.analog.com/media/en/technical-documentation/data-sheets/4446f.pdf</w:t>
+      </w:r>
+    </w:p>
+    <w:p>
+      <w:pPr>
+        <w:pStyle w:val="Bibliografia"/>
+        <w:ind w:left="720" w:hanging="720"/>
+        <w:rPr>
+          <w:noProof/>
+          <w:lang w:val="es-ES"/>
+        </w:rPr>
+      </w:pPr>
+      <w:r>
+        <w:rPr>
+          <w:noProof/>
+          <w:lang w:val="es-ES"/>
+        </w:rPr>
+        <w:t xml:space="preserve">Martínez, A., &amp; Sirvent, A. (2026). </w:t>
+      </w:r>
+      <w:r>
+        <w:rPr>
+          <w:i/>
+          <w:iCs/>
+          <w:noProof/>
+          <w:lang w:val="es-ES"/>
+        </w:rPr>
+        <w:t>Memòria Tècnica - Motor BLDC</w:t>
+      </w:r>
+      <w:r>
+        <w:rPr>
+          <w:noProof/>
+          <w:lang w:val="es-ES"/>
+        </w:rPr>
+        <w:t xml:space="preserve">. Laboratori de Sistemes Electrònics I, Universitat de Barcelona.</w:t>
+      </w:r>
+    </w:p>
+    <w:p>
+      <w:pPr>
+        <w:pStyle w:val="Bibliografia"/>
+        <w:ind w:left="720" w:hanging="720"/>
+        <w:rPr>
+          <w:noProof/>
+          <w:lang w:val="es-ES"/>
+        </w:rPr>
+      </w:pPr>
+      <w:r>
+        <w:rPr>
+          <w:noProof/>
+          <w:lang w:val="es-ES"/>
+        </w:rPr>
+        <w:t xml:space="preserve">Microchip Technology. (s.f.). </w:t>
+      </w:r>
+      <w:r>
+        <w:rPr>
+          <w:i/>
+          <w:iCs/>
+          <w:noProof/>
+          <w:lang w:val="es-ES"/>
+        </w:rPr>
+        <w:t>How Sensorless Brushless DC (BLDC) Motors Work</w:t>
+      </w:r>
+      <w:r>
+        <w:rPr>
+          <w:noProof/>
+          <w:lang w:val="es-ES"/>
+        </w:rPr>
+        <w:t xml:space="preserve">. Obtenido de Microchip Developer Help: https://developerhelp.microchip.com/xwiki/bin/view/applications/motors/control-algorithms/bldc/sensorless/</w:t>
+      </w:r>
+    </w:p>
+    <w:p>
+      <w:pPr>
+        <w:pStyle w:val="Bibliografia"/>
+        <w:ind w:left="720" w:hanging="720"/>
+        <w:rPr>
+          <w:noProof/>
+          <w:lang w:val="es-ES"/>
+        </w:rPr>
+      </w:pPr>
+      <w:r>
+        <w:rPr>
+          <w:noProof/>
+          <w:lang w:val="es-ES"/>
+        </w:rPr>
+        <w:t xml:space="preserve">Prokop, L., &amp; Chalupa, L. (2005). </w:t>
+      </w:r>
+      <w:r>
+        <w:rPr>
+          <w:i/>
+          <w:iCs/>
+          <w:noProof/>
+          <w:lang w:val="es-ES"/>
+        </w:rPr>
+        <w:t>3-phase BLDC Motor Control with Sensorless Back-EMF ADC Zero Crossing Detection using 56F80x (AN1913)</w:t>
+      </w:r>
+      <w:r>
+        <w:rPr>
+          <w:noProof/>
+          <w:lang w:val="es-ES"/>
+        </w:rPr>
+        <w:t xml:space="preserve">. Obtenido de Freescale Semiconductor: https://www.nxp.com/docs/en/application-note/AN1913.pdf</w:t>
+      </w:r>
+    </w:p>
+    <w:p>
+      <w:pPr>
+        <w:pStyle w:val="Bibliografia"/>
+        <w:ind w:left="720" w:hanging="720"/>
+        <w:rPr>
+          <w:noProof/>
+          <w:lang w:val="es-ES"/>
+        </w:rPr>
+      </w:pPr>
+      <w:r>
+        <w:rPr>
+          <w:noProof/>
+          <w:lang w:val="es-ES"/>
+        </w:rPr>
+        <w:t xml:space="preserve">STMicroelectronics. (2007). </w:t>
+      </w:r>
+      <w:r>
+        <w:rPr>
+          <w:i/>
+          <w:iCs/>
+          <w:noProof/>
+          <w:lang w:val="es-ES"/>
+        </w:rPr>
+        <w:t>Sensorless BLDC motor control and BEMF sampling methods with ST7MC (AN1946)</w:t>
+      </w:r>
+      <w:r>
+        <w:rPr>
+          <w:noProof/>
+          <w:lang w:val="es-ES"/>
+        </w:rPr>
+        <w:t xml:space="preserve">. Obtenido de https://www.st.com/resource/en/application_note/cd00020086-sensorless-bldc-motor-control-and-bemf-sampling-methods-with--st7mc-stmicroelectronics.pdf</w:t>
+      </w:r>
+    </w:p>
+    <w:p>
+      <w:pPr>
+        <w:pStyle w:val="Bibliografia"/>
+        <w:ind w:left="720" w:hanging="720"/>
+        <w:rPr>
+          <w:noProof/>
+          <w:lang w:val="es-ES"/>
+        </w:rPr>
+      </w:pPr>
+      <w:r>
+        <w:rPr>
+          <w:noProof/>
+          <w:lang w:val="es-ES"/>
+        </w:rPr>
+        <w:t xml:space="preserve">Vishay General Semiconductor. (2020). </w:t>
+      </w:r>
+      <w:r>
+        <w:rPr>
+          <w:i/>
+          <w:iCs/>
+          <w:noProof/>
+          <w:lang w:val="es-ES"/>
+        </w:rPr>
+        <w:t>1N5817, 1N5818, 1N5819 Schottky Barrier Plastic Rectifier</w:t>
+      </w:r>
+      <w:r>
+        <w:rPr>
+          <w:noProof/>
+          <w:lang w:val="es-ES"/>
+        </w:rPr>
+        <w:t xml:space="preserve">. Obtenido de https://www.vishay.com/docs/88525/1n5817.pdf</w:t>
       </w:r>
     </w:p>
     <w:p>
@@ -8145,6 +9195,184 @@
     <b:URL>https://www.youtube.com/watch?v=UDR9EBPJxGg</b:URL>
     <b:RefOrder>3</b:RefOrder>
   </b:Source>
+  <b:Source>
+    <b:Tag>Aki15</b:Tag>
+    <b:SourceType>InternetSite</b:SourceType>
+    <b:Guid>{D3993932-86E6-4075-AE51-AE6AC985D4F0}</b:Guid>
+    <b:Author>
+      <b:Author>
+        <b:NameList>
+          <b:Person>
+            <b:Last>Akin</b:Last>
+            <b:First>Bilal</b:First>
+          </b:Person>
+          <b:Person>
+            <b:Last>Bhardwaj</b:Last>
+            <b:First>Manish</b:First>
+          </b:Person>
+        </b:NameList>
+      </b:Author>
+    </b:Author>
+    <b:Title>Sensorless Trapezoidal Control of BLDC Motors (SPRABQ7A)</b:Title>
+    <b:InternetSiteTitle>Texas Instruments</b:InternetSiteTitle>
+    <b:Year>2015</b:Year>
+    <b:URL>https://www.ti.com/lit/an/sprabq7a/sprabq7a.pdf</b:URL>
+  </b:Source>
+  <b:Source>
+    <b:Tag>Ana26</b:Tag>
+    <b:SourceType>InternetSite</b:SourceType>
+    <b:Guid>{1099759D-C3F4-4EE8-AD83-F6739038A01F}</b:Guid>
+    <b:Author>
+      <b:Author>
+        <b:Corporate>Analog Devices</b:Corporate>
+      </b:Author>
+    </b:Author>
+    <b:Title>LTspice</b:Title>
+    <b:URL>https://www.analog.com/en/resources/design-tools-and-calculators/ltspice-simulator.html</b:URL>
+  </b:Source>
+  <b:Source>
+    <b:Tag>Dep26</b:Tag>
+    <b:SourceType>Misc</b:SourceType>
+    <b:Guid>{80B4BED6-48E0-4CCD-8288-2DE4C8B297B1}</b:Guid>
+    <b:Author>
+      <b:Author>
+        <b:Corporate>Departament d'Enginyeria Electrònica i Biomèdica</b:Corporate>
+      </b:Author>
+    </b:Author>
+    <b:Title>Modelat d'un motor BLDC</b:Title>
+    <b:Publisher>Laboratori de Sistemes Electrònics I, Universitat de Barcelona</b:Publisher>
+  </b:Source>
+  <b:Source>
+    <b:Tag>Gom26</b:Tag>
+    <b:SourceType>Misc</b:SourceType>
+    <b:Guid>{319CE0F1-1F14-4840-B254-D463F41D8ABA}</b:Guid>
+    <b:Author>
+      <b:Author>
+        <b:NameList>
+          <b:Person>
+            <b:Last>Gómez Cama</b:Last>
+            <b:First>J. M.</b:First>
+          </b:Person>
+          <b:Person>
+            <b:Last>Sieiro</b:Last>
+            <b:First>J.</b:First>
+          </b:Person>
+        </b:NameList>
+      </b:Author>
+    </b:Author>
+    <b:Title>Control de velocitat electrònic sense sensors per a motors BLDC</b:Title>
+    <b:Publisher>Laboratori de Sistemes Electrònics I, Universitat de Barcelona</b:Publisher>
+  </b:Source>
+  <b:Source>
+    <b:Tag>Inf26</b:Tag>
+    <b:SourceType>InternetSite</b:SourceType>
+    <b:Guid>{6347C187-4C8F-4A62-92E2-7F1252248025}</b:Guid>
+    <b:Author>
+      <b:Author>
+        <b:Corporate>Infineon Technologies</b:Corporate>
+      </b:Author>
+    </b:Author>
+    <b:Title>IRFHM830D - N-channel MOSFET</b:Title>
+    <b:URL>https://www.infineon.com/part/IRFHM830D</b:URL>
+  </b:Source>
+  <b:Source>
+    <b:Tag>Lin08</b:Tag>
+    <b:SourceType>InternetSite</b:SourceType>
+    <b:Guid>{22342691-E37E-4868-803E-C626B4913983}</b:Guid>
+    <b:Author>
+      <b:Author>
+        <b:Corporate>Linear Technology</b:Corporate>
+      </b:Author>
+    </b:Author>
+    <b:Title>LTC4446: High Voltage High Side/Low Side N-Channel MOSFET Driver</b:Title>
+    <b:InternetSiteTitle>Analog Devices</b:InternetSiteTitle>
+    <b:Year>2008</b:Year>
+    <b:URL>https://www.analog.com/media/en/technical-documentation/data-sheets/4446f.pdf</b:URL>
+  </b:Source>
+  <b:Source>
+    <b:Tag>Mar26</b:Tag>
+    <b:SourceType>Misc</b:SourceType>
+    <b:Guid>{982D778A-6C8E-4897-A921-02678C26572E}</b:Guid>
+    <b:Author>
+      <b:Author>
+        <b:NameList>
+          <b:Person>
+            <b:Last>Martínez</b:Last>
+            <b:First>Alejandro</b:First>
+          </b:Person>
+          <b:Person>
+            <b:Last>Sirvent</b:Last>
+            <b:First>Arnau</b:First>
+          </b:Person>
+        </b:NameList>
+      </b:Author>
+    </b:Author>
+    <b:Title>Memòria Tècnica - Motor BLDC</b:Title>
+    <b:Publisher>Laboratori de Sistemes Electrònics I, Universitat de Barcelona</b:Publisher>
+    <b:Year>2026</b:Year>
+  </b:Source>
+  <b:Source>
+    <b:Tag>Mic26</b:Tag>
+    <b:SourceType>InternetSite</b:SourceType>
+    <b:Guid>{2A6175DE-F098-4F29-BB58-4F02CB2679AF}</b:Guid>
+    <b:Author>
+      <b:Author>
+        <b:Corporate>Microchip Technology</b:Corporate>
+      </b:Author>
+    </b:Author>
+    <b:Title>How Sensorless Brushless DC (BLDC) Motors Work</b:Title>
+    <b:InternetSiteTitle>Microchip Developer Help</b:InternetSiteTitle>
+    <b:URL>https://developerhelp.microchip.com/xwiki/bin/view/applications/motors/control-algorithms/bldc/sensorless/</b:URL>
+  </b:Source>
+  <b:Source>
+    <b:Tag>Pro05</b:Tag>
+    <b:SourceType>InternetSite</b:SourceType>
+    <b:Guid>{3F66EF50-5E0A-4283-A60F-5FB4A707295B}</b:Guid>
+    <b:Author>
+      <b:Author>
+        <b:NameList>
+          <b:Person>
+            <b:Last>Prokop</b:Last>
+            <b:First>Libor</b:First>
+          </b:Person>
+          <b:Person>
+            <b:Last>Chalupa</b:Last>
+            <b:First>Leos</b:First>
+          </b:Person>
+        </b:NameList>
+      </b:Author>
+    </b:Author>
+    <b:Title>3-phase BLDC Motor Control with Sensorless Back-EMF ADC Zero Crossing Detection using 56F80x (AN1913)</b:Title>
+    <b:InternetSiteTitle>Freescale Semiconductor</b:InternetSiteTitle>
+    <b:Year>2005</b:Year>
+    <b:URL>https://www.nxp.com/docs/en/application-note/AN1913.pdf</b:URL>
+  </b:Source>
+  <b:Source>
+    <b:Tag>STM07</b:Tag>
+    <b:SourceType>InternetSite</b:SourceType>
+    <b:Guid>{96242088-3F55-46CF-8AAE-8DA75D60BC22}</b:Guid>
+    <b:Author>
+      <b:Author>
+        <b:Corporate>STMicroelectronics</b:Corporate>
+      </b:Author>
+    </b:Author>
+    <b:Title>Sensorless BLDC motor control and BEMF sampling methods with ST7MC (AN1946)</b:Title>
+    <b:Year>2007</b:Year>
+    <b:URL>https://www.st.com/resource/en/application_note/cd00020086-sensorless-bldc-motor-control-and-bemf-sampling-methods-with--st7mc-stmicroelectronics.pdf</b:URL>
+  </b:Source>
+  <b:Source>
+    <b:Tag>Vis20</b:Tag>
+    <b:SourceType>InternetSite</b:SourceType>
+    <b:Guid>{18CC1FE7-9FE8-4BCF-A07E-6D3A40F702C1}</b:Guid>
+    <b:Author>
+      <b:Author>
+        <b:Corporate>Vishay General Semiconductor</b:Corporate>
+      </b:Author>
+    </b:Author>
+    <b:Title>1N5817, 1N5818, 1N5819 Schottky Barrier Plastic Rectifier</b:Title>
+    <b:Year>2020</b:Year>
+    <b:URL>https://www.vishay.com/docs/88525/1n5817.pdf</b:URL>
+  </b:Source>
 </b:Sources>
 </file>
 
